--- a/TPI entrega 1 .docx
+++ b/TPI entrega 1 .docx
@@ -1,76 +1,63 @@
 
 <file path=word/document.xml><?xml version="1.0" encoding="utf-8"?>
-<w:document xmlns:mc="http://schemas.openxmlformats.org/markup-compatibility/2006" xmlns:o="urn:schemas-microsoft-com:office:office" xmlns:r="http://schemas.openxmlformats.org/officeDocument/2006/relationships" xmlns:m="http://schemas.openxmlformats.org/officeDocument/2006/math" xmlns:v="urn:schemas-microsoft-com:vml" xmlns:wp="http://schemas.openxmlformats.org/drawingml/2006/wordprocessingDrawing" xmlns:w10="urn:schemas-microsoft-com:office:word" xmlns:w="http://schemas.openxmlformats.org/wordprocessingml/2006/main" xmlns:wne="http://schemas.microsoft.com/office/word/2006/wordml" xmlns:sl="http://schemas.openxmlformats.org/schemaLibrary/2006/main" xmlns:a="http://schemas.openxmlformats.org/drawingml/2006/main" xmlns:pic="http://schemas.openxmlformats.org/drawingml/2006/picture" xmlns:c="http://schemas.openxmlformats.org/drawingml/2006/chart" xmlns:lc="http://schemas.openxmlformats.org/drawingml/2006/lockedCanvas" xmlns:dgm="http://schemas.openxmlformats.org/drawingml/2006/diagram" xmlns:wps="http://schemas.microsoft.com/office/word/2010/wordprocessingShape" xmlns:wpg="http://schemas.microsoft.com/office/word/2010/wordprocessingGroup" xmlns:w14="http://schemas.microsoft.com/office/word/2010/wordml" xmlns:w15="http://schemas.microsoft.com/office/word/2012/wordml" xmlns:w16="http://schemas.microsoft.com/office/word/2018/wordml" xmlns:w16cex="http://schemas.microsoft.com/office/word/2018/wordml/cex" xmlns:w16cid="http://schemas.microsoft.com/office/word/2016/wordml/cid" xmlns="http://schemas.microsoft.com/office/tasks/2019/documenttasks" xmlns:cr="http://schemas.microsoft.com/office/comments/2020/reactions">
+<w:document xmlns:wpc="http://schemas.microsoft.com/office/word/2010/wordprocessingCanvas" xmlns:cx="http://schemas.microsoft.com/office/drawing/2014/chartex" xmlns:cx1="http://schemas.microsoft.com/office/drawing/2015/9/8/chartex" xmlns:cx2="http://schemas.microsoft.com/office/drawing/2015/10/21/chartex" xmlns:cx3="http://schemas.microsoft.com/office/drawing/2016/5/9/chartex" xmlns:cx4="http://schemas.microsoft.com/office/drawing/2016/5/10/chartex" xmlns:cx5="http://schemas.microsoft.com/office/drawing/2016/5/11/chartex" xmlns:cx6="http://schemas.microsoft.com/office/drawing/2016/5/12/chartex" xmlns:cx7="http://schemas.microsoft.com/office/drawing/2016/5/13/chartex" xmlns:cx8="http://schemas.microsoft.com/office/drawing/2016/5/14/chartex" xmlns:mc="http://schemas.openxmlformats.org/markup-compatibility/2006" xmlns:aink="http://schemas.microsoft.com/office/drawing/2016/ink" xmlns:am3d="http://schemas.microsoft.com/office/drawing/2017/model3d" xmlns:o="urn:schemas-microsoft-com:office:office" xmlns:oel="http://schemas.microsoft.com/office/2019/extlst" xmlns:r="http://schemas.openxmlformats.org/officeDocument/2006/relationships" xmlns:m="http://schemas.openxmlformats.org/officeDocument/2006/math" xmlns:v="urn:schemas-microsoft-com:vml" xmlns:wp14="http://schemas.microsoft.com/office/word/2010/wordprocessingDrawing" xmlns:wp="http://schemas.openxmlformats.org/drawingml/2006/wordprocessingDrawing" xmlns:w10="urn:schemas-microsoft-com:office:word" xmlns:w="http://schemas.openxmlformats.org/wordprocessingml/2006/main" xmlns:w14="http://schemas.microsoft.com/office/word/2010/wordml" xmlns:w15="http://schemas.microsoft.com/office/word/2012/wordml" xmlns:w16cex="http://schemas.microsoft.com/office/word/2018/wordml/cex" xmlns:w16cid="http://schemas.microsoft.com/office/word/2016/wordml/cid" xmlns:w16="http://schemas.microsoft.com/office/word/2018/wordml" xmlns:w16du="http://schemas.microsoft.com/office/word/2023/wordml/word16du" xmlns:w16sdtdh="http://schemas.microsoft.com/office/word/2020/wordml/sdtdatahash" xmlns:w16sdtfl="http://schemas.microsoft.com/office/word/2024/wordml/sdtformatlock" xmlns:w16se="http://schemas.microsoft.com/office/word/2015/wordml/symex" xmlns:wpg="http://schemas.microsoft.com/office/word/2010/wordprocessingGroup" xmlns:wpi="http://schemas.microsoft.com/office/word/2010/wordprocessingInk" xmlns:wne="http://schemas.microsoft.com/office/word/2006/wordml" xmlns:wps="http://schemas.microsoft.com/office/word/2010/wordprocessingShape" mc:Ignorable="w14 w15 w16se w16cid w16 w16cex w16sdtdh w16sdtfl w16du wp14">
   <w:body>
     <w:p>
       <w:pPr>
         <w:jc w:val="center"/>
-        <w:rPr/>
       </w:pPr>
       <w:r>
         <w:rPr>
-          <w:b w:val="1"/>
-          <w:bCs w:val="1"/>
+          <w:b/>
+          <w:bCs/>
           <w:sz w:val="38"/>
           <w:szCs w:val="38"/>
-          <w:rtl w:val="0"/>
         </w:rPr>
-        <w:t xml:space="preserve">UNIVERSIDAD TECNOLÓGICA NACIONAL</w:t>
-      </w:r>
+        <w:t>UNIVERSIDAD TECNOLÓGICA NACIONAL</w:t>
+      </w:r>
+    </w:p>
+    <w:p>
+      <w:pPr>
+        <w:spacing w:before="200" w:after="200" w:line="360" w:lineRule="auto"/>
+        <w:jc w:val="center"/>
+      </w:pPr>
       <w:r>
         <w:rPr>
-          <w:rtl w:val="0"/>
-        </w:rPr>
-      </w:r>
-    </w:p>
-    <w:p>
-      <w:pPr>
-        <w:spacing w:after="200" w:before="200" w:line="360" w:lineRule="auto"/>
-        <w:jc w:val="center"/>
-        <w:rPr/>
-      </w:pPr>
-      <w:r>
-        <w:rPr>
-          <w:b w:val="1"/>
-          <w:bCs w:val="1"/>
+          <w:b/>
+          <w:bCs/>
           <w:sz w:val="38"/>
           <w:szCs w:val="38"/>
-          <w:rtl w:val="0"/>
         </w:rPr>
-        <w:t xml:space="preserve">FACULTAD REGIONAL VILLA MARIA</w:t>
-      </w:r>
+        <w:t>FACULTAD REGIONAL VILLA MARIA</w:t>
+      </w:r>
+    </w:p>
+    <w:p>
+      <w:pPr>
+        <w:spacing w:before="200" w:after="200" w:line="360" w:lineRule="auto"/>
+        <w:jc w:val="center"/>
+      </w:pPr>
       <w:r>
         <w:rPr>
-          <w:rtl w:val="0"/>
-        </w:rPr>
-      </w:r>
-    </w:p>
-    <w:p>
-      <w:pPr>
-        <w:spacing w:after="200" w:before="200" w:line="360" w:lineRule="auto"/>
-        <w:jc w:val="center"/>
-        <w:rPr/>
-      </w:pPr>
-      <w:r>
-        <w:rPr>
+          <w:noProof/>
           <w:sz w:val="26"/>
           <w:szCs w:val="26"/>
         </w:rPr>
         <w:drawing>
-          <wp:inline distB="114300" distT="114300" distL="114300" distR="114300">
+          <wp:inline distT="114300" distB="114300" distL="114300" distR="114300" wp14:anchorId="02AA9796" wp14:editId="65861541">
             <wp:extent cx="2143125" cy="2143125"/>
-            <wp:effectExtent b="0" l="0" r="0" t="0"/>
+            <wp:effectExtent l="0" t="0" r="0" b="0"/>
             <wp:docPr id="1" name="image1.png"/>
-            <a:graphic>
+            <wp:cNvGraphicFramePr/>
+            <a:graphic xmlns:a="http://schemas.openxmlformats.org/drawingml/2006/main">
               <a:graphicData uri="http://schemas.openxmlformats.org/drawingml/2006/picture">
-                <pic:pic>
+                <pic:pic xmlns:pic="http://schemas.openxmlformats.org/drawingml/2006/picture">
                   <pic:nvPicPr>
                     <pic:cNvPr id="0" name="image1.png"/>
                     <pic:cNvPicPr preferRelativeResize="0"/>
                   </pic:nvPicPr>
                   <pic:blipFill>
-                    <a:blip r:embed="rId6"/>
-                    <a:srcRect b="0" l="0" r="0" t="0"/>
+                    <a:blip r:embed="rId7"/>
+                    <a:srcRect/>
                     <a:stretch>
                       <a:fillRect/>
                     </a:stretch>
@@ -80,7 +67,9 @@
                       <a:off x="0" y="0"/>
                       <a:ext cx="2143125" cy="2143125"/>
                     </a:xfrm>
-                    <a:prstGeom prst="rect"/>
+                    <a:prstGeom prst="rect">
+                      <a:avLst/>
+                    </a:prstGeom>
                     <a:ln/>
                   </pic:spPr>
                 </pic:pic>
@@ -89,71 +78,51 @@
           </wp:inline>
         </w:drawing>
       </w:r>
+    </w:p>
+    <w:p>
+      <w:pPr>
+        <w:spacing w:before="200" w:after="200" w:line="360" w:lineRule="auto"/>
+        <w:jc w:val="center"/>
+      </w:pPr>
       <w:r>
         <w:rPr>
-          <w:rtl w:val="0"/>
-        </w:rPr>
-      </w:r>
-    </w:p>
-    <w:p>
-      <w:pPr>
-        <w:spacing w:after="200" w:before="200" w:line="360" w:lineRule="auto"/>
-        <w:jc w:val="center"/>
-        <w:rPr/>
-      </w:pPr>
-      <w:r>
-        <w:rPr>
-          <w:b w:val="1"/>
-          <w:bCs w:val="1"/>
+          <w:b/>
+          <w:bCs/>
           <w:sz w:val="30"/>
           <w:szCs w:val="30"/>
-          <w:rtl w:val="0"/>
         </w:rPr>
-        <w:t xml:space="preserve">TPI Entrega N1</w:t>
-      </w:r>
-      <w:r>
-        <w:rPr>
-          <w:rtl w:val="0"/>
-        </w:rPr>
-      </w:r>
-    </w:p>
-    <w:p>
-      <w:pPr>
-        <w:spacing w:after="200" w:before="200" w:line="360" w:lineRule="auto"/>
+        <w:t>TPI Entrega N1</w:t>
+      </w:r>
+    </w:p>
+    <w:p>
+      <w:pPr>
+        <w:spacing w:before="200" w:after="200" w:line="360" w:lineRule="auto"/>
         <w:jc w:val="center"/>
-        <w:rPr/>
       </w:pPr>
       <w:r>
         <w:rPr>
           <w:sz w:val="30"/>
           <w:szCs w:val="30"/>
-          <w:rtl w:val="0"/>
         </w:rPr>
-        <w:t xml:space="preserve">Análisis de Sistemas</w:t>
-      </w:r>
-      <w:r>
-        <w:rPr>
-          <w:rtl w:val="0"/>
-        </w:rPr>
-      </w:r>
-    </w:p>
-    <w:p>
-      <w:pPr>
-        <w:spacing w:after="200" w:before="200" w:line="360" w:lineRule="auto"/>
-        <w:ind w:left="720" w:firstLine="0"/>
+        <w:t>Análisis de Sistemas</w:t>
+      </w:r>
+    </w:p>
+    <w:p>
+      <w:pPr>
+        <w:spacing w:before="200" w:after="200" w:line="360" w:lineRule="auto"/>
+        <w:ind w:left="720"/>
         <w:jc w:val="both"/>
         <w:rPr>
-          <w:b w:val="1"/>
-          <w:bCs w:val="1"/>
+          <w:b/>
+          <w:bCs/>
         </w:rPr>
       </w:pPr>
       <w:r>
         <w:rPr>
-          <w:b w:val="1"/>
-          <w:bCs w:val="1"/>
-          <w:rtl w:val="0"/>
+          <w:b/>
+          <w:bCs/>
         </w:rPr>
-        <w:t xml:space="preserve">DOCENTES:</w:t>
+        <w:t>DOCENTES:</w:t>
       </w:r>
     </w:p>
     <w:p>
@@ -162,27 +131,19 @@
           <w:ilvl w:val="0"/>
           <w:numId w:val="2"/>
         </w:numPr>
-        <w:spacing w:after="200" w:before="200" w:line="360" w:lineRule="auto"/>
-        <w:ind w:left="1440" w:hanging="360"/>
+        <w:spacing w:before="200" w:after="200" w:line="360" w:lineRule="auto"/>
         <w:jc w:val="both"/>
-        <w:rPr/>
-      </w:pPr>
-      <w:r>
-        <w:rPr>
-          <w:rtl w:val="0"/>
-        </w:rPr>
-        <w:t xml:space="preserve">Ing. Maria Laura </w:t>
-      </w:r>
-      <w:r>
-        <w:rPr>
-          <w:rtl w:val="0"/>
-        </w:rPr>
-        <w:t xml:space="preserve">Achetta</w:t>
-      </w:r>
-      <w:r>
-        <w:rPr>
-          <w:rtl w:val="0"/>
-        </w:rPr>
+      </w:pPr>
+      <w:r>
+        <w:t xml:space="preserve">Ing. </w:t>
+      </w:r>
+      <w:proofErr w:type="spellStart"/>
+      <w:r>
+        <w:t>Maria</w:t>
+      </w:r>
+      <w:proofErr w:type="spellEnd"/>
+      <w:r>
+        <w:t xml:space="preserve"> Laura Achetta</w:t>
       </w:r>
     </w:p>
     <w:p>
@@ -191,16 +152,11 @@
           <w:ilvl w:val="0"/>
           <w:numId w:val="2"/>
         </w:numPr>
-        <w:spacing w:after="200" w:before="200" w:line="360" w:lineRule="auto"/>
-        <w:ind w:left="1440" w:hanging="360"/>
+        <w:spacing w:before="200" w:after="200" w:line="360" w:lineRule="auto"/>
         <w:jc w:val="both"/>
-        <w:rPr/>
-      </w:pPr>
-      <w:r>
-        <w:rPr>
-          <w:rtl w:val="0"/>
-        </w:rPr>
-        <w:t xml:space="preserve">Ing. Mariana Paola Simieli</w:t>
+      </w:pPr>
+      <w:r>
+        <w:t>Ing. Mariana Paola Simieli</w:t>
       </w:r>
     </w:p>
     <w:p>
@@ -209,47 +165,31 @@
           <w:ilvl w:val="0"/>
           <w:numId w:val="2"/>
         </w:numPr>
-        <w:spacing w:after="200" w:before="200" w:line="360" w:lineRule="auto"/>
-        <w:ind w:left="1440" w:hanging="360"/>
+        <w:spacing w:before="200" w:after="200" w:line="360" w:lineRule="auto"/>
         <w:jc w:val="both"/>
-        <w:rPr/>
-      </w:pPr>
-      <w:r>
-        <w:rPr>
-          <w:rtl w:val="0"/>
-        </w:rPr>
-        <w:t xml:space="preserve">Ing. Valeria Ortiz Quiroz</w:t>
-      </w:r>
-      <w:r>
-        <w:rPr>
-          <w:rtl w:val="0"/>
-        </w:rPr>
-      </w:r>
-    </w:p>
-    <w:p>
-      <w:pPr>
-        <w:spacing w:after="200" w:before="200" w:line="360" w:lineRule="auto"/>
-        <w:ind w:left="720" w:firstLine="0"/>
+      </w:pPr>
+      <w:r>
+        <w:t>Ing. Valeria Ortiz Quiroz</w:t>
+      </w:r>
+    </w:p>
+    <w:p>
+      <w:pPr>
+        <w:spacing w:before="200" w:after="200" w:line="360" w:lineRule="auto"/>
+        <w:ind w:left="720"/>
         <w:jc w:val="both"/>
         <w:rPr>
-          <w:b w:val="1"/>
-          <w:bCs w:val="1"/>
+          <w:b/>
+          <w:bCs/>
         </w:rPr>
       </w:pPr>
       <w:r>
         <w:rPr>
-          <w:b w:val="1"/>
-          <w:bCs w:val="1"/>
+          <w:b/>
+          <w:bCs/>
           <w:sz w:val="18"/>
           <w:szCs w:val="18"/>
-          <w:rtl w:val="0"/>
         </w:rPr>
-        <w:t xml:space="preserve">INTEGRANTES:</w:t>
-      </w:r>
-      <w:r>
-        <w:rPr>
-          <w:rtl w:val="0"/>
-        </w:rPr>
+        <w:t>INTEGRANTES:</w:t>
       </w:r>
     </w:p>
     <w:p>
@@ -258,37 +198,27 @@
           <w:ilvl w:val="0"/>
           <w:numId w:val="1"/>
         </w:numPr>
-        <w:spacing w:after="200" w:before="200" w:line="360" w:lineRule="auto"/>
-        <w:ind w:left="1440" w:hanging="360"/>
+        <w:spacing w:before="200" w:after="200" w:line="360" w:lineRule="auto"/>
+        <w:ind w:left="1440"/>
         <w:jc w:val="both"/>
       </w:pPr>
-      <w:r>
-        <w:rPr>
-          <w:rtl w:val="0"/>
-        </w:rPr>
-        <w:t xml:space="preserve">Arbarello</w:t>
-      </w:r>
-      <w:r>
-        <w:rPr>
-          <w:rtl w:val="0"/>
-        </w:rPr>
+      <w:proofErr w:type="spellStart"/>
+      <w:r>
+        <w:t>Arbarello</w:t>
+      </w:r>
+      <w:proofErr w:type="spellEnd"/>
+      <w:r>
         <w:t xml:space="preserve">, Pablo                                  </w:t>
       </w:r>
-      <w:hyperlink r:id="rId7">
+      <w:hyperlink r:id="rId8">
         <w:r>
           <w:rPr>
-            <w:color w:val="1155cc"/>
+            <w:color w:val="1155CC"/>
             <w:u w:val="single"/>
-            <w:rtl w:val="0"/>
           </w:rPr>
-          <w:t xml:space="preserve">pabloarbarello11@gmail.com</w:t>
+          <w:t>pabloarbarello11@gmail.com</w:t>
         </w:r>
       </w:hyperlink>
-      <w:r>
-        <w:rPr>
-          <w:rtl w:val="0"/>
-        </w:rPr>
-      </w:r>
     </w:p>
     <w:p>
       <w:pPr>
@@ -296,31 +226,22 @@
           <w:ilvl w:val="0"/>
           <w:numId w:val="1"/>
         </w:numPr>
-        <w:spacing w:after="200" w:before="200" w:line="360" w:lineRule="auto"/>
-        <w:ind w:left="1440" w:hanging="360"/>
+        <w:spacing w:before="200" w:after="200" w:line="360" w:lineRule="auto"/>
+        <w:ind w:left="1440"/>
         <w:jc w:val="both"/>
       </w:pPr>
       <w:r>
-        <w:rPr>
-          <w:rtl w:val="0"/>
-        </w:rPr>
         <w:t xml:space="preserve">Bocco, Agustin                                   </w:t>
       </w:r>
-      <w:hyperlink r:id="rId8">
+      <w:hyperlink r:id="rId9">
         <w:r>
           <w:rPr>
-            <w:color w:val="1155cc"/>
+            <w:color w:val="1155CC"/>
             <w:u w:val="single"/>
-            <w:rtl w:val="0"/>
           </w:rPr>
-          <w:t xml:space="preserve">agustinmateobocco@gmail.com</w:t>
+          <w:t>agustinmateobocco@gmail.com</w:t>
         </w:r>
       </w:hyperlink>
-      <w:r>
-        <w:rPr>
-          <w:rtl w:val="0"/>
-        </w:rPr>
-      </w:r>
     </w:p>
     <w:p>
       <w:pPr>
@@ -328,31 +249,22 @@
           <w:ilvl w:val="0"/>
           <w:numId w:val="1"/>
         </w:numPr>
-        <w:spacing w:after="200" w:before="200" w:line="360" w:lineRule="auto"/>
-        <w:ind w:left="1440" w:hanging="360"/>
+        <w:spacing w:before="200" w:after="200" w:line="360" w:lineRule="auto"/>
+        <w:ind w:left="1440"/>
         <w:jc w:val="both"/>
       </w:pPr>
       <w:r>
-        <w:rPr>
-          <w:rtl w:val="0"/>
-        </w:rPr>
         <w:t xml:space="preserve">Campos, Valentino                             </w:t>
       </w:r>
-      <w:hyperlink r:id="rId9">
+      <w:hyperlink r:id="rId10">
         <w:r>
           <w:rPr>
-            <w:color w:val="1155cc"/>
+            <w:color w:val="1155CC"/>
             <w:u w:val="single"/>
-            <w:rtl w:val="0"/>
           </w:rPr>
-          <w:t xml:space="preserve">camposvalentino33@gmail.com</w:t>
+          <w:t>camposvalentino33@gmail.com</w:t>
         </w:r>
       </w:hyperlink>
-      <w:r>
-        <w:rPr>
-          <w:rtl w:val="0"/>
-        </w:rPr>
-      </w:r>
     </w:p>
     <w:p>
       <w:pPr>
@@ -360,31 +272,22 @@
           <w:ilvl w:val="0"/>
           <w:numId w:val="1"/>
         </w:numPr>
-        <w:spacing w:after="200" w:before="200" w:line="360" w:lineRule="auto"/>
-        <w:ind w:left="1440" w:hanging="360"/>
+        <w:spacing w:before="200" w:after="200" w:line="360" w:lineRule="auto"/>
+        <w:ind w:left="1440"/>
         <w:jc w:val="both"/>
       </w:pPr>
       <w:r>
-        <w:rPr>
-          <w:rtl w:val="0"/>
-        </w:rPr>
         <w:t xml:space="preserve">Caporaletti, Ramiro                            </w:t>
       </w:r>
-      <w:hyperlink r:id="rId10">
+      <w:hyperlink r:id="rId11">
         <w:r>
           <w:rPr>
-            <w:color w:val="1155cc"/>
+            <w:color w:val="1155CC"/>
             <w:u w:val="single"/>
-            <w:rtl w:val="0"/>
           </w:rPr>
-          <w:t xml:space="preserve">ranacaporaletti@gmail.com</w:t>
+          <w:t>ranacaporaletti@gmail.com</w:t>
         </w:r>
       </w:hyperlink>
-      <w:r>
-        <w:rPr>
-          <w:rtl w:val="0"/>
-        </w:rPr>
-      </w:r>
     </w:p>
     <w:p>
       <w:pPr>
@@ -392,34 +295,27 @@
           <w:ilvl w:val="0"/>
           <w:numId w:val="1"/>
         </w:numPr>
-        <w:spacing w:after="200" w:before="200" w:line="360" w:lineRule="auto"/>
-        <w:ind w:left="1440" w:hanging="360"/>
+        <w:spacing w:before="200" w:after="200" w:line="360" w:lineRule="auto"/>
+        <w:ind w:left="1440"/>
         <w:jc w:val="both"/>
-        <w:rPr>
-          <w:u w:val="none"/>
-        </w:rPr>
-      </w:pPr>
-      <w:r>
-        <w:rPr>
-          <w:rtl w:val="0"/>
-        </w:rPr>
-        <w:t xml:space="preserve">Chiosso, Nicolas                               </w:t>
-      </w:r>
-      <w:hyperlink r:id="rId11">
+      </w:pPr>
+      <w:proofErr w:type="spellStart"/>
+      <w:r>
+        <w:t>Chiosso</w:t>
+      </w:r>
+      <w:proofErr w:type="spellEnd"/>
+      <w:r>
+        <w:t xml:space="preserve">, Nicolas                               </w:t>
+      </w:r>
+      <w:hyperlink r:id="rId12">
         <w:r>
           <w:rPr>
-            <w:color w:val="1155cc"/>
+            <w:color w:val="1155CC"/>
             <w:u w:val="single"/>
-            <w:rtl w:val="0"/>
           </w:rPr>
-          <w:t xml:space="preserve">nicolaschiosso3d@gmail.com</w:t>
+          <w:t>nicolaschiosso3d@gmail.com</w:t>
         </w:r>
       </w:hyperlink>
-      <w:r>
-        <w:rPr>
-          <w:rtl w:val="0"/>
-        </w:rPr>
-      </w:r>
     </w:p>
     <w:p>
       <w:pPr>
@@ -427,31 +323,22 @@
           <w:ilvl w:val="0"/>
           <w:numId w:val="1"/>
         </w:numPr>
-        <w:spacing w:after="200" w:before="200" w:line="360" w:lineRule="auto"/>
-        <w:ind w:left="1440" w:hanging="360"/>
+        <w:spacing w:before="200" w:after="200" w:line="360" w:lineRule="auto"/>
+        <w:ind w:left="1440"/>
         <w:jc w:val="both"/>
       </w:pPr>
       <w:r>
-        <w:rPr>
-          <w:rtl w:val="0"/>
-        </w:rPr>
         <w:t xml:space="preserve">Rava, Federico                                   </w:t>
       </w:r>
-      <w:hyperlink r:id="rId12">
+      <w:hyperlink r:id="rId13">
         <w:r>
           <w:rPr>
-            <w:color w:val="1155cc"/>
+            <w:color w:val="1155CC"/>
             <w:u w:val="single"/>
-            <w:rtl w:val="0"/>
           </w:rPr>
-          <w:t xml:space="preserve">federava2006@gmail.com</w:t>
+          <w:t>federava2006@gmail.com</w:t>
         </w:r>
       </w:hyperlink>
-      <w:r>
-        <w:rPr>
-          <w:rtl w:val="0"/>
-        </w:rPr>
-      </w:r>
     </w:p>
     <w:p>
       <w:pPr>
@@ -459,31 +346,22 @@
           <w:ilvl w:val="0"/>
           <w:numId w:val="1"/>
         </w:numPr>
-        <w:spacing w:after="200" w:before="200" w:line="360" w:lineRule="auto"/>
-        <w:ind w:left="1440" w:hanging="360"/>
+        <w:spacing w:before="200" w:after="200" w:line="360" w:lineRule="auto"/>
+        <w:ind w:left="1440"/>
         <w:jc w:val="both"/>
       </w:pPr>
       <w:r>
-        <w:rPr>
-          <w:rtl w:val="0"/>
-        </w:rPr>
         <w:t xml:space="preserve">Merlo, Santiago                                  </w:t>
       </w:r>
-      <w:hyperlink r:id="rId13">
+      <w:hyperlink r:id="rId14">
         <w:r>
           <w:rPr>
-            <w:color w:val="1155cc"/>
+            <w:color w:val="1155CC"/>
             <w:u w:val="single"/>
-            <w:rtl w:val="0"/>
           </w:rPr>
-          <w:t xml:space="preserve">snmerlo2007@gmail.com</w:t>
+          <w:t>snmerlo2007@gmail.com</w:t>
         </w:r>
       </w:hyperlink>
-      <w:r>
-        <w:rPr>
-          <w:rtl w:val="0"/>
-        </w:rPr>
-      </w:r>
     </w:p>
     <w:p>
       <w:pPr>
@@ -491,52 +369,39 @@
           <w:ilvl w:val="0"/>
           <w:numId w:val="1"/>
         </w:numPr>
-        <w:spacing w:after="200" w:before="200" w:line="360" w:lineRule="auto"/>
-        <w:ind w:left="1440" w:hanging="360"/>
+        <w:spacing w:before="200" w:after="200" w:line="360" w:lineRule="auto"/>
+        <w:ind w:left="1440"/>
         <w:jc w:val="both"/>
       </w:pPr>
       <w:r>
-        <w:rPr>
-          <w:rtl w:val="0"/>
-        </w:rPr>
         <w:t xml:space="preserve">Vivas, Valentin                                   </w:t>
       </w:r>
-      <w:hyperlink r:id="rId14">
+      <w:hyperlink r:id="rId15">
         <w:r>
           <w:rPr>
-            <w:color w:val="1155cc"/>
+            <w:color w:val="1155CC"/>
             <w:u w:val="single"/>
-            <w:rtl w:val="0"/>
           </w:rPr>
-          <w:t xml:space="preserve">valentinvivas67@gmail.com</w:t>
+          <w:t>valentinvivas67@gmail.com</w:t>
         </w:r>
       </w:hyperlink>
       <w:r>
-        <w:rPr>
-          <w:rtl w:val="0"/>
-        </w:rPr>
         <w:t xml:space="preserve">   </w:t>
       </w:r>
     </w:p>
     <w:p>
       <w:pPr>
-        <w:spacing w:after="200" w:before="200" w:line="360" w:lineRule="auto"/>
-        <w:ind w:left="720" w:firstLine="0"/>
+        <w:spacing w:before="200" w:after="200" w:line="360" w:lineRule="auto"/>
+        <w:ind w:left="720"/>
         <w:jc w:val="both"/>
-        <w:rPr/>
-      </w:pPr>
-      <w:r>
-        <w:rPr>
-          <w:rtl w:val="0"/>
-        </w:rPr>
-      </w:r>
+      </w:pPr>
     </w:p>
     <w:sdt>
       <w:sdtPr>
         <w:id w:val="1815438666"/>
         <w:docPartObj>
           <w:docPartGallery w:val="Table of Contents"/>
-          <w:docPartUnique w:val="1"/>
+          <w:docPartUnique/>
         </w:docPartObj>
       </w:sdtPr>
       <w:sdtContent>
@@ -548,36 +413,39 @@
             </w:tabs>
             <w:spacing w:before="60" w:line="240" w:lineRule="auto"/>
             <w:rPr>
-              <w:b w:val="1"/>
-              <w:bCs w:val="1"/>
+              <w:b/>
+              <w:bCs/>
               <w:color w:val="000000"/>
-              <w:u w:val="none"/>
             </w:rPr>
           </w:pPr>
           <w:r>
             <w:fldChar w:fldCharType="begin"/>
+          </w:r>
+          <w:r>
             <w:instrText xml:space="preserve"> TOC \h \u \z \t "Heading 1,1,Heading 2,2,Heading 3,3,Heading 4,4,Heading 5,5,Heading 6,6,"</w:instrText>
+          </w:r>
+          <w:r>
             <w:fldChar w:fldCharType="separate"/>
           </w:r>
           <w:hyperlink w:anchor="_8g6yw8416dgf">
             <w:r>
               <w:rPr>
-                <w:b w:val="1"/>
-                <w:bCs w:val="1"/>
+                <w:b/>
+                <w:bCs/>
                 <w:color w:val="000000"/>
-                <w:u w:val="none"/>
-                <w:rtl w:val="0"/>
               </w:rPr>
-              <w:t xml:space="preserve">Consignas de la Primer Entrega</w:t>
+              <w:t>Consignas de la Primer Entrega</w:t>
+            </w:r>
+            <w:r>
+              <w:rPr>
+                <w:b/>
+                <w:bCs/>
+                <w:color w:val="000000"/>
+              </w:rPr>
               <w:tab/>
-              <w:t xml:space="preserve">2</w:t>
+              <w:t>2</w:t>
             </w:r>
           </w:hyperlink>
-          <w:r>
-            <w:rPr>
-              <w:rtl w:val="0"/>
-            </w:rPr>
-          </w:r>
         </w:p>
         <w:p>
           <w:pPr>
@@ -587,31 +455,30 @@
             </w:tabs>
             <w:spacing w:before="60" w:line="240" w:lineRule="auto"/>
             <w:rPr>
-              <w:b w:val="1"/>
-              <w:bCs w:val="1"/>
+              <w:b/>
+              <w:bCs/>
               <w:color w:val="000000"/>
-              <w:u w:val="none"/>
             </w:rPr>
           </w:pPr>
           <w:hyperlink w:anchor="_v3so3o3ebjua">
             <w:r>
               <w:rPr>
-                <w:b w:val="1"/>
-                <w:bCs w:val="1"/>
+                <w:b/>
+                <w:bCs/>
                 <w:color w:val="000000"/>
-                <w:u w:val="none"/>
-                <w:rtl w:val="0"/>
               </w:rPr>
-              <w:t xml:space="preserve">Nombre y presentación del grupo</w:t>
+              <w:t>Nombre y presentación del grupo</w:t>
+            </w:r>
+            <w:r>
+              <w:rPr>
+                <w:b/>
+                <w:bCs/>
+                <w:color w:val="000000"/>
+              </w:rPr>
               <w:tab/>
-              <w:t xml:space="preserve">2</w:t>
+              <w:t>2</w:t>
             </w:r>
           </w:hyperlink>
-          <w:r>
-            <w:rPr>
-              <w:rtl w:val="0"/>
-            </w:rPr>
-          </w:r>
         </w:p>
         <w:p>
           <w:pPr>
@@ -621,31 +488,30 @@
             </w:tabs>
             <w:spacing w:before="60" w:line="240" w:lineRule="auto"/>
             <w:rPr>
-              <w:b w:val="1"/>
-              <w:bCs w:val="1"/>
+              <w:b/>
+              <w:bCs/>
               <w:color w:val="000000"/>
-              <w:u w:val="none"/>
             </w:rPr>
           </w:pPr>
           <w:hyperlink w:anchor="_v2vp4vohan1s">
             <w:r>
               <w:rPr>
-                <w:b w:val="1"/>
-                <w:bCs w:val="1"/>
+                <w:b/>
+                <w:bCs/>
                 <w:color w:val="000000"/>
-                <w:u w:val="none"/>
-                <w:rtl w:val="0"/>
               </w:rPr>
-              <w:t xml:space="preserve">Enunciado del caso de estudio</w:t>
+              <w:t>Enunciado del caso de estudio</w:t>
+            </w:r>
+            <w:r>
+              <w:rPr>
+                <w:b/>
+                <w:bCs/>
+                <w:color w:val="000000"/>
+              </w:rPr>
               <w:tab/>
-              <w:t xml:space="preserve">2</w:t>
+              <w:t>2</w:t>
             </w:r>
           </w:hyperlink>
-          <w:r>
-            <w:rPr>
-              <w:rtl w:val="0"/>
-            </w:rPr>
-          </w:r>
         </w:p>
         <w:p>
           <w:pPr>
@@ -655,31 +521,30 @@
             </w:tabs>
             <w:spacing w:before="60" w:line="240" w:lineRule="auto"/>
             <w:rPr>
-              <w:b w:val="1"/>
-              <w:bCs w:val="1"/>
+              <w:b/>
+              <w:bCs/>
               <w:color w:val="000000"/>
-              <w:u w:val="none"/>
             </w:rPr>
           </w:pPr>
           <w:hyperlink w:anchor="_6x6xdz8e7squ">
             <w:r>
               <w:rPr>
-                <w:b w:val="1"/>
-                <w:bCs w:val="1"/>
+                <w:b/>
+                <w:bCs/>
                 <w:color w:val="000000"/>
-                <w:u w:val="none"/>
-                <w:rtl w:val="0"/>
               </w:rPr>
-              <w:t xml:space="preserve">Requerimientos Funcionales</w:t>
+              <w:t>Requerimientos Funcionales</w:t>
+            </w:r>
+            <w:r>
+              <w:rPr>
+                <w:b/>
+                <w:bCs/>
+                <w:color w:val="000000"/>
+              </w:rPr>
               <w:tab/>
-              <w:t xml:space="preserve">3</w:t>
+              <w:t>3</w:t>
             </w:r>
           </w:hyperlink>
-          <w:r>
-            <w:rPr>
-              <w:rtl w:val="0"/>
-            </w:rPr>
-          </w:r>
         </w:p>
         <w:p>
           <w:pPr>
@@ -689,31 +554,30 @@
             </w:tabs>
             <w:spacing w:before="60" w:line="240" w:lineRule="auto"/>
             <w:rPr>
-              <w:b w:val="1"/>
-              <w:bCs w:val="1"/>
+              <w:b/>
+              <w:bCs/>
               <w:color w:val="000000"/>
-              <w:u w:val="none"/>
             </w:rPr>
           </w:pPr>
           <w:hyperlink w:anchor="_2eh58qg51ezh">
             <w:r>
               <w:rPr>
-                <w:b w:val="1"/>
-                <w:bCs w:val="1"/>
+                <w:b/>
+                <w:bCs/>
                 <w:color w:val="000000"/>
-                <w:u w:val="none"/>
-                <w:rtl w:val="0"/>
               </w:rPr>
-              <w:t xml:space="preserve">Anexo</w:t>
+              <w:t>Anexo</w:t>
+            </w:r>
+            <w:r>
+              <w:rPr>
+                <w:b/>
+                <w:bCs/>
+                <w:color w:val="000000"/>
+              </w:rPr>
               <w:tab/>
-              <w:t xml:space="preserve">3</w:t>
+              <w:t>3</w:t>
             </w:r>
           </w:hyperlink>
-          <w:r>
-            <w:rPr>
-              <w:rtl w:val="0"/>
-            </w:rPr>
-          </w:r>
           <w:r>
             <w:fldChar w:fldCharType="end"/>
           </w:r>
@@ -722,49 +586,37 @@
     </w:sdt>
     <w:p>
       <w:pPr>
-        <w:pStyle w:val="Heading1"/>
-        <w:spacing w:after="200" w:before="200" w:line="360" w:lineRule="auto"/>
+        <w:pStyle w:val="Ttulo1"/>
+        <w:spacing w:before="200" w:after="200" w:line="360" w:lineRule="auto"/>
         <w:jc w:val="both"/>
         <w:rPr>
-          <w:b w:val="1"/>
-          <w:bCs w:val="1"/>
+          <w:b/>
+          <w:bCs/>
           <w:sz w:val="24"/>
           <w:szCs w:val="24"/>
           <w:u w:val="single"/>
         </w:rPr>
       </w:pPr>
-      <w:bookmarkStart w:colFirst="0" w:colLast="0" w:name="_7x5jme8sepf2" w:id="0"/>
+      <w:bookmarkStart w:id="0" w:name="_7x5jme8sepf2" w:colFirst="0" w:colLast="0"/>
       <w:bookmarkEnd w:id="0"/>
+    </w:p>
+    <w:p>
+      <w:pPr>
+        <w:pStyle w:val="Ttulo1"/>
+        <w:spacing w:before="200" w:after="200" w:line="360" w:lineRule="auto"/>
+        <w:jc w:val="both"/>
+      </w:pPr>
+      <w:bookmarkStart w:id="1" w:name="_8g6yw8416dgf" w:colFirst="0" w:colLast="0"/>
+      <w:bookmarkEnd w:id="1"/>
       <w:r>
         <w:rPr>
-          <w:rtl w:val="0"/>
-        </w:rPr>
-      </w:r>
-    </w:p>
-    <w:p>
-      <w:pPr>
-        <w:pStyle w:val="Heading1"/>
-        <w:spacing w:after="200" w:before="200" w:line="360" w:lineRule="auto"/>
-        <w:jc w:val="both"/>
-        <w:rPr/>
-      </w:pPr>
-      <w:bookmarkStart w:colFirst="0" w:colLast="0" w:name="_8g6yw8416dgf" w:id="1"/>
-      <w:bookmarkEnd w:id="1"/>
-      <w:r>
-        <w:rPr>
-          <w:b w:val="1"/>
-          <w:bCs w:val="1"/>
+          <w:b/>
+          <w:bCs/>
           <w:sz w:val="24"/>
           <w:szCs w:val="24"/>
           <w:u w:val="single"/>
-          <w:rtl w:val="0"/>
         </w:rPr>
         <w:t xml:space="preserve">Consignas de la Primer Entrega </w:t>
-      </w:r>
-      <w:r>
-        <w:rPr>
-          <w:rtl w:val="0"/>
-        </w:rPr>
       </w:r>
     </w:p>
     <w:p>
@@ -773,15 +625,11 @@
           <w:ilvl w:val="0"/>
           <w:numId w:val="3"/>
         </w:numPr>
-        <w:shd w:fill="ffffff" w:val="clear"/>
-        <w:spacing w:after="0" w:afterAutospacing="0" w:line="360" w:lineRule="auto"/>
-        <w:ind w:left="720" w:hanging="360"/>
-      </w:pPr>
-      <w:r>
-        <w:rPr>
-          <w:rtl w:val="0"/>
-        </w:rPr>
-        <w:t xml:space="preserve">Coloca un nombre a tu grupo, breve presentación y crea un logotipo.</w:t>
+        <w:shd w:val="clear" w:color="auto" w:fill="FFFFFF"/>
+        <w:spacing w:line="360" w:lineRule="auto"/>
+      </w:pPr>
+      <w:r>
+        <w:t>Coloca un nombre a tu grupo, breve presentación y crea un logotipo.</w:t>
       </w:r>
     </w:p>
     <w:p>
@@ -790,15 +638,11 @@
           <w:ilvl w:val="0"/>
           <w:numId w:val="3"/>
         </w:numPr>
-        <w:shd w:fill="ffffff" w:val="clear"/>
-        <w:spacing w:after="0" w:afterAutospacing="0" w:line="360" w:lineRule="auto"/>
-        <w:ind w:left="720" w:hanging="360"/>
-      </w:pPr>
-      <w:r>
-        <w:rPr>
-          <w:rtl w:val="0"/>
-        </w:rPr>
-        <w:t xml:space="preserve">Redacta el enunciado del caso relevado explicando toda la problemática y necesidad para el sistema de información.</w:t>
+        <w:shd w:val="clear" w:color="auto" w:fill="FFFFFF"/>
+        <w:spacing w:line="360" w:lineRule="auto"/>
+      </w:pPr>
+      <w:r>
+        <w:t>Redacta el enunciado del caso relevado explicando toda la problemática y necesidad para el sistema de información.</w:t>
       </w:r>
     </w:p>
     <w:p>
@@ -807,15 +651,11 @@
           <w:ilvl w:val="0"/>
           <w:numId w:val="3"/>
         </w:numPr>
-        <w:shd w:fill="ffffff" w:val="clear"/>
-        <w:spacing w:after="0" w:afterAutospacing="0" w:line="360" w:lineRule="auto"/>
-        <w:ind w:left="720" w:hanging="360"/>
-      </w:pPr>
-      <w:r>
-        <w:rPr>
-          <w:rtl w:val="0"/>
-        </w:rPr>
-        <w:t xml:space="preserve">Lista los requerimientos funcionales del S.I.</w:t>
+        <w:shd w:val="clear" w:color="auto" w:fill="FFFFFF"/>
+        <w:spacing w:line="360" w:lineRule="auto"/>
+      </w:pPr>
+      <w:r>
+        <w:t>Lista los requerimientos funcionales del S.I.</w:t>
       </w:r>
     </w:p>
     <w:p>
@@ -824,90 +664,240 @@
           <w:ilvl w:val="0"/>
           <w:numId w:val="3"/>
         </w:numPr>
-        <w:shd w:fill="ffffff" w:val="clear"/>
+        <w:shd w:val="clear" w:color="auto" w:fill="FFFFFF"/>
         <w:spacing w:after="40" w:line="360" w:lineRule="auto"/>
-        <w:ind w:left="720" w:hanging="360"/>
+      </w:pPr>
+      <w:r>
+        <w:t>Anexo: coloca imágenes de las páginas, links consultados para la elicitación, comenta qué relevantes en cada caso.</w:t>
+      </w:r>
+    </w:p>
+    <w:p>
+      <w:pPr>
+        <w:pStyle w:val="Ttulo1"/>
+        <w:shd w:val="clear" w:color="auto" w:fill="FFFFFF"/>
+        <w:spacing w:after="0"/>
       </w:pPr>
       <w:r>
         <w:rPr>
-          <w:rtl w:val="0"/>
+          <w:noProof/>
+          <w:bdr w:val="none" w:sz="0" w:space="0" w:color="auto" w:frame="1"/>
         </w:rPr>
-        <w:t xml:space="preserve">Anexo: coloca imágenes de las páginas, links consultados para la </w:t>
+        <w:drawing>
+          <wp:anchor distT="0" distB="0" distL="114300" distR="114300" simplePos="0" relativeHeight="251659264" behindDoc="0" locked="0" layoutInCell="1" allowOverlap="1" wp14:anchorId="764F3BA0" wp14:editId="58AF5792">
+            <wp:simplePos x="0" y="0"/>
+            <wp:positionH relativeFrom="column">
+              <wp:posOffset>4175760</wp:posOffset>
+            </wp:positionH>
+            <wp:positionV relativeFrom="paragraph">
+              <wp:posOffset>415925</wp:posOffset>
+            </wp:positionV>
+            <wp:extent cx="1409700" cy="1398905"/>
+            <wp:effectExtent l="0" t="0" r="0" b="0"/>
+            <wp:wrapSquare wrapText="bothSides"/>
+            <wp:docPr id="566537297" name="Imagen 1"/>
+            <wp:cNvGraphicFramePr>
+              <a:graphicFrameLocks xmlns:a="http://schemas.openxmlformats.org/drawingml/2006/main" noChangeAspect="1"/>
+            </wp:cNvGraphicFramePr>
+            <a:graphic xmlns:a="http://schemas.openxmlformats.org/drawingml/2006/main">
+              <a:graphicData uri="http://schemas.openxmlformats.org/drawingml/2006/picture">
+                <pic:pic xmlns:pic="http://schemas.openxmlformats.org/drawingml/2006/picture">
+                  <pic:nvPicPr>
+                    <pic:cNvPr id="0" name="Picture 1"/>
+                    <pic:cNvPicPr>
+                      <a:picLocks noChangeAspect="1" noChangeArrowheads="1"/>
+                    </pic:cNvPicPr>
+                  </pic:nvPicPr>
+                  <pic:blipFill>
+                    <a:blip r:embed="rId16" cstate="print">
+                      <a:extLst>
+                        <a:ext uri="{28A0092B-C50C-407E-A947-70E740481C1C}">
+                          <a14:useLocalDpi xmlns:a14="http://schemas.microsoft.com/office/drawing/2010/main" val="0"/>
+                        </a:ext>
+                      </a:extLst>
+                    </a:blip>
+                    <a:srcRect/>
+                    <a:stretch>
+                      <a:fillRect/>
+                    </a:stretch>
+                  </pic:blipFill>
+                  <pic:spPr bwMode="auto">
+                    <a:xfrm>
+                      <a:off x="0" y="0"/>
+                      <a:ext cx="1409700" cy="1398905"/>
+                    </a:xfrm>
+                    <a:prstGeom prst="rect">
+                      <a:avLst/>
+                    </a:prstGeom>
+                    <a:noFill/>
+                    <a:ln>
+                      <a:noFill/>
+                    </a:ln>
+                  </pic:spPr>
+                </pic:pic>
+              </a:graphicData>
+            </a:graphic>
+            <wp14:sizeRelH relativeFrom="margin">
+              <wp14:pctWidth>0</wp14:pctWidth>
+            </wp14:sizeRelH>
+            <wp14:sizeRelV relativeFrom="margin">
+              <wp14:pctHeight>0</wp14:pctHeight>
+            </wp14:sizeRelV>
+          </wp:anchor>
+        </w:drawing>
       </w:r>
       <w:r>
         <w:rPr>
-          <w:rtl w:val="0"/>
+          <w:color w:val="000000"/>
+          <w:sz w:val="24"/>
+          <w:szCs w:val="24"/>
+          <w:u w:val="single"/>
         </w:rPr>
-        <w:t xml:space="preserve">elicitación</w:t>
-      </w:r>
+        <w:t>Nombre y presentación del grupo </w:t>
+      </w:r>
+    </w:p>
+    <w:p>
+      <w:pPr>
+        <w:pStyle w:val="NormalWeb"/>
+        <w:spacing w:before="240" w:beforeAutospacing="0" w:after="240" w:afterAutospacing="0"/>
+        <w:jc w:val="both"/>
+      </w:pPr>
+      <w:proofErr w:type="spellStart"/>
       <w:r>
         <w:rPr>
-          <w:rtl w:val="0"/>
+          <w:rFonts w:ascii="Arial" w:hAnsi="Arial" w:cs="Arial"/>
+          <w:color w:val="000000"/>
+          <w:sz w:val="22"/>
+          <w:szCs w:val="22"/>
         </w:rPr>
-        <w:t xml:space="preserve">, comenta qué relevantes en cada caso.</w:t>
-      </w:r>
-    </w:p>
-    <w:p>
-      <w:pPr>
-        <w:rPr/>
-      </w:pPr>
+        <w:t>InnovaSoft</w:t>
+      </w:r>
+      <w:proofErr w:type="spellEnd"/>
       <w:r>
         <w:rPr>
-          <w:rtl w:val="0"/>
+          <w:rFonts w:ascii="Arial" w:hAnsi="Arial" w:cs="Arial"/>
+          <w:color w:val="000000"/>
+          <w:sz w:val="22"/>
+          <w:szCs w:val="22"/>
         </w:rPr>
-      </w:r>
+        <w:t xml:space="preserve"> es una empresa dedicada al desarrollo de software que busca crear soluciones tecnológicas para facilitar la vida de las personas. Nuestro objetivo es identificar problemas cotidianos y transformarlos en herramientas digitales que ayuden a organizar información, optimizar tareas y mejorar la experiencia de los usuarios.</w:t>
+      </w:r>
+    </w:p>
+    <w:p>
+      <w:pPr>
+        <w:pStyle w:val="NormalWeb"/>
+        <w:spacing w:before="240" w:beforeAutospacing="0" w:after="240" w:afterAutospacing="0"/>
+        <w:jc w:val="both"/>
+        <w:rPr>
+          <w:rFonts w:ascii="Arial" w:hAnsi="Arial" w:cs="Arial"/>
+          <w:color w:val="000000"/>
+          <w:sz w:val="22"/>
+          <w:szCs w:val="22"/>
+        </w:rPr>
+      </w:pPr>
+      <w:r>
+        <w:rPr>
+          <w:rFonts w:ascii="Arial" w:hAnsi="Arial" w:cs="Arial"/>
+          <w:color w:val="000000"/>
+          <w:sz w:val="22"/>
+          <w:szCs w:val="22"/>
+        </w:rPr>
+        <w:t>Creemos que la tecnología debe ser accesible, práctica y fácil de utilizar. Por eso trabajamos en el desarrollo de aplicaciones que permitan resolver necesidades reales de manera simple y eficiente, ayudando a las personas a gestionar mejor sus actividades y tomar decisiones con mayor facilidad.</w:t>
+      </w:r>
+    </w:p>
+    <w:p>
+      <w:pPr>
+        <w:rPr>
+          <w:lang w:val="es-ES"/>
+        </w:rPr>
+      </w:pPr>
     </w:p>
     <w:sectPr>
-      <w:headerReference r:id="rId15" w:type="default"/>
-      <w:footerReference r:id="rId16" w:type="default"/>
-      <w:pgSz w:h="16834" w:w="11909" w:orient="portrait"/>
-      <w:pgMar w:bottom="1440" w:top="1440" w:left="1440" w:right="1440" w:header="720" w:footer="720"/>
+      <w:headerReference w:type="default" r:id="rId17"/>
+      <w:footerReference w:type="default" r:id="rId18"/>
+      <w:pgSz w:w="11909" w:h="16834"/>
+      <w:pgMar w:top="1440" w:right="1440" w:bottom="1440" w:left="1440" w:header="720" w:footer="720" w:gutter="0"/>
       <w:pgNumType w:start="1"/>
+      <w:cols w:space="720"/>
     </w:sectPr>
   </w:body>
 </w:document>
 </file>
 
+<file path=word/endnotes.xml><?xml version="1.0" encoding="utf-8"?>
+<w:endnotes xmlns:wpc="http://schemas.microsoft.com/office/word/2010/wordprocessingCanvas" xmlns:cx="http://schemas.microsoft.com/office/drawing/2014/chartex" xmlns:cx1="http://schemas.microsoft.com/office/drawing/2015/9/8/chartex" xmlns:cx2="http://schemas.microsoft.com/office/drawing/2015/10/21/chartex" xmlns:cx3="http://schemas.microsoft.com/office/drawing/2016/5/9/chartex" xmlns:cx4="http://schemas.microsoft.com/office/drawing/2016/5/10/chartex" xmlns:cx5="http://schemas.microsoft.com/office/drawing/2016/5/11/chartex" xmlns:cx6="http://schemas.microsoft.com/office/drawing/2016/5/12/chartex" xmlns:cx7="http://schemas.microsoft.com/office/drawing/2016/5/13/chartex" xmlns:cx8="http://schemas.microsoft.com/office/drawing/2016/5/14/chartex" xmlns:mc="http://schemas.openxmlformats.org/markup-compatibility/2006" xmlns:aink="http://schemas.microsoft.com/office/drawing/2016/ink" xmlns:am3d="http://schemas.microsoft.com/office/drawing/2017/model3d" xmlns:o="urn:schemas-microsoft-com:office:office" xmlns:oel="http://schemas.microsoft.com/office/2019/extlst" xmlns:r="http://schemas.openxmlformats.org/officeDocument/2006/relationships" xmlns:m="http://schemas.openxmlformats.org/officeDocument/2006/math" xmlns:v="urn:schemas-microsoft-com:vml" xmlns:wp14="http://schemas.microsoft.com/office/word/2010/wordprocessingDrawing" xmlns:wp="http://schemas.openxmlformats.org/drawingml/2006/wordprocessingDrawing" xmlns:w10="urn:schemas-microsoft-com:office:word" xmlns:w="http://schemas.openxmlformats.org/wordprocessingml/2006/main" xmlns:w14="http://schemas.microsoft.com/office/word/2010/wordml" xmlns:w15="http://schemas.microsoft.com/office/word/2012/wordml" xmlns:w16cex="http://schemas.microsoft.com/office/word/2018/wordml/cex" xmlns:w16cid="http://schemas.microsoft.com/office/word/2016/wordml/cid" xmlns:w16="http://schemas.microsoft.com/office/word/2018/wordml" xmlns:w16du="http://schemas.microsoft.com/office/word/2023/wordml/word16du" xmlns:w16sdtdh="http://schemas.microsoft.com/office/word/2020/wordml/sdtdatahash" xmlns:w16sdtfl="http://schemas.microsoft.com/office/word/2024/wordml/sdtformatlock" xmlns:w16se="http://schemas.microsoft.com/office/word/2015/wordml/symex" xmlns:wpg="http://schemas.microsoft.com/office/word/2010/wordprocessingGroup" xmlns:wpi="http://schemas.microsoft.com/office/word/2010/wordprocessingInk" xmlns:wne="http://schemas.microsoft.com/office/word/2006/wordml" xmlns:wps="http://schemas.microsoft.com/office/word/2010/wordprocessingShape" mc:Ignorable="w14 w15 w16se w16cid w16 w16cex w16sdtdh w16sdtfl w16du wp14">
+  <w:endnote w:type="separator" w:id="-1">
+    <w:p>
+      <w:pPr>
+        <w:spacing w:line="240" w:lineRule="auto"/>
+      </w:pPr>
+      <w:r>
+        <w:separator/>
+      </w:r>
+    </w:p>
+  </w:endnote>
+  <w:endnote w:type="continuationSeparator" w:id="0">
+    <w:p>
+      <w:pPr>
+        <w:spacing w:line="240" w:lineRule="auto"/>
+      </w:pPr>
+      <w:r>
+        <w:continuationSeparator/>
+      </w:r>
+    </w:p>
+  </w:endnote>
+</w:endnotes>
+</file>
+
 <file path=word/footer1.xml><?xml version="1.0" encoding="utf-8"?>
-<w:ftr xmlns:mc="http://schemas.openxmlformats.org/markup-compatibility/2006" xmlns:o="urn:schemas-microsoft-com:office:office" xmlns:r="http://schemas.openxmlformats.org/officeDocument/2006/relationships" xmlns:m="http://schemas.openxmlformats.org/officeDocument/2006/math" xmlns:v="urn:schemas-microsoft-com:vml" xmlns:wp="http://schemas.openxmlformats.org/drawingml/2006/wordprocessingDrawing" xmlns:w10="urn:schemas-microsoft-com:office:word" xmlns:w="http://schemas.openxmlformats.org/wordprocessingml/2006/main" xmlns:wne="http://schemas.microsoft.com/office/word/2006/wordml" xmlns:sl="http://schemas.openxmlformats.org/schemaLibrary/2006/main" xmlns:a="http://schemas.openxmlformats.org/drawingml/2006/main" xmlns:pic="http://schemas.openxmlformats.org/drawingml/2006/picture" xmlns:c="http://schemas.openxmlformats.org/drawingml/2006/chart" xmlns:lc="http://schemas.openxmlformats.org/drawingml/2006/lockedCanvas" xmlns:dgm="http://schemas.openxmlformats.org/drawingml/2006/diagram" xmlns:wps="http://schemas.microsoft.com/office/word/2010/wordprocessingShape" xmlns:wpg="http://schemas.microsoft.com/office/word/2010/wordprocessingGroup" xmlns:w14="http://schemas.microsoft.com/office/word/2010/wordml" xmlns:w15="http://schemas.microsoft.com/office/word/2012/wordml" xmlns:w16="http://schemas.microsoft.com/office/word/2018/wordml" xmlns:w16cex="http://schemas.microsoft.com/office/word/2018/wordml/cex" xmlns:w16cid="http://schemas.microsoft.com/office/word/2016/wordml/cid" xmlns="http://schemas.microsoft.com/office/tasks/2019/documenttasks" xmlns:cr="http://schemas.microsoft.com/office/comments/2020/reactions">
-  <w:p>
-    <w:pPr>
-      <w:rPr/>
-    </w:pPr>
-    <w:r>
-      <w:rPr>
-        <w:rtl w:val="0"/>
-      </w:rPr>
-    </w:r>
-  </w:p>
+<w:ftr xmlns:wpc="http://schemas.microsoft.com/office/word/2010/wordprocessingCanvas" xmlns:cx="http://schemas.microsoft.com/office/drawing/2014/chartex" xmlns:cx1="http://schemas.microsoft.com/office/drawing/2015/9/8/chartex" xmlns:cx2="http://schemas.microsoft.com/office/drawing/2015/10/21/chartex" xmlns:cx3="http://schemas.microsoft.com/office/drawing/2016/5/9/chartex" xmlns:cx4="http://schemas.microsoft.com/office/drawing/2016/5/10/chartex" xmlns:cx5="http://schemas.microsoft.com/office/drawing/2016/5/11/chartex" xmlns:cx6="http://schemas.microsoft.com/office/drawing/2016/5/12/chartex" xmlns:cx7="http://schemas.microsoft.com/office/drawing/2016/5/13/chartex" xmlns:cx8="http://schemas.microsoft.com/office/drawing/2016/5/14/chartex" xmlns:mc="http://schemas.openxmlformats.org/markup-compatibility/2006" xmlns:aink="http://schemas.microsoft.com/office/drawing/2016/ink" xmlns:am3d="http://schemas.microsoft.com/office/drawing/2017/model3d" xmlns:o="urn:schemas-microsoft-com:office:office" xmlns:oel="http://schemas.microsoft.com/office/2019/extlst" xmlns:r="http://schemas.openxmlformats.org/officeDocument/2006/relationships" xmlns:m="http://schemas.openxmlformats.org/officeDocument/2006/math" xmlns:v="urn:schemas-microsoft-com:vml" xmlns:wp14="http://schemas.microsoft.com/office/word/2010/wordprocessingDrawing" xmlns:wp="http://schemas.openxmlformats.org/drawingml/2006/wordprocessingDrawing" xmlns:w10="urn:schemas-microsoft-com:office:word" xmlns:w="http://schemas.openxmlformats.org/wordprocessingml/2006/main" xmlns:w14="http://schemas.microsoft.com/office/word/2010/wordml" xmlns:w15="http://schemas.microsoft.com/office/word/2012/wordml" xmlns:w16cex="http://schemas.microsoft.com/office/word/2018/wordml/cex" xmlns:w16cid="http://schemas.microsoft.com/office/word/2016/wordml/cid" xmlns:w16="http://schemas.microsoft.com/office/word/2018/wordml" xmlns:w16du="http://schemas.microsoft.com/office/word/2023/wordml/word16du" xmlns:w16sdtdh="http://schemas.microsoft.com/office/word/2020/wordml/sdtdatahash" xmlns:w16sdtfl="http://schemas.microsoft.com/office/word/2024/wordml/sdtformatlock" xmlns:w16se="http://schemas.microsoft.com/office/word/2015/wordml/symex" xmlns:wpg="http://schemas.microsoft.com/office/word/2010/wordprocessingGroup" xmlns:wpi="http://schemas.microsoft.com/office/word/2010/wordprocessingInk" xmlns:wne="http://schemas.microsoft.com/office/word/2006/wordml" xmlns:wps="http://schemas.microsoft.com/office/word/2010/wordprocessingShape" mc:Ignorable="w14 w15 w16se w16cid w16 w16cex w16sdtdh w16sdtfl w16du wp14">
+  <w:p/>
 </w:ftr>
 </file>
 
+<file path=word/footnotes.xml><?xml version="1.0" encoding="utf-8"?>
+<w:footnotes xmlns:wpc="http://schemas.microsoft.com/office/word/2010/wordprocessingCanvas" xmlns:cx="http://schemas.microsoft.com/office/drawing/2014/chartex" xmlns:cx1="http://schemas.microsoft.com/office/drawing/2015/9/8/chartex" xmlns:cx2="http://schemas.microsoft.com/office/drawing/2015/10/21/chartex" xmlns:cx3="http://schemas.microsoft.com/office/drawing/2016/5/9/chartex" xmlns:cx4="http://schemas.microsoft.com/office/drawing/2016/5/10/chartex" xmlns:cx5="http://schemas.microsoft.com/office/drawing/2016/5/11/chartex" xmlns:cx6="http://schemas.microsoft.com/office/drawing/2016/5/12/chartex" xmlns:cx7="http://schemas.microsoft.com/office/drawing/2016/5/13/chartex" xmlns:cx8="http://schemas.microsoft.com/office/drawing/2016/5/14/chartex" xmlns:mc="http://schemas.openxmlformats.org/markup-compatibility/2006" xmlns:aink="http://schemas.microsoft.com/office/drawing/2016/ink" xmlns:am3d="http://schemas.microsoft.com/office/drawing/2017/model3d" xmlns:o="urn:schemas-microsoft-com:office:office" xmlns:oel="http://schemas.microsoft.com/office/2019/extlst" xmlns:r="http://schemas.openxmlformats.org/officeDocument/2006/relationships" xmlns:m="http://schemas.openxmlformats.org/officeDocument/2006/math" xmlns:v="urn:schemas-microsoft-com:vml" xmlns:wp14="http://schemas.microsoft.com/office/word/2010/wordprocessingDrawing" xmlns:wp="http://schemas.openxmlformats.org/drawingml/2006/wordprocessingDrawing" xmlns:w10="urn:schemas-microsoft-com:office:word" xmlns:w="http://schemas.openxmlformats.org/wordprocessingml/2006/main" xmlns:w14="http://schemas.microsoft.com/office/word/2010/wordml" xmlns:w15="http://schemas.microsoft.com/office/word/2012/wordml" xmlns:w16cex="http://schemas.microsoft.com/office/word/2018/wordml/cex" xmlns:w16cid="http://schemas.microsoft.com/office/word/2016/wordml/cid" xmlns:w16="http://schemas.microsoft.com/office/word/2018/wordml" xmlns:w16du="http://schemas.microsoft.com/office/word/2023/wordml/word16du" xmlns:w16sdtdh="http://schemas.microsoft.com/office/word/2020/wordml/sdtdatahash" xmlns:w16sdtfl="http://schemas.microsoft.com/office/word/2024/wordml/sdtformatlock" xmlns:w16se="http://schemas.microsoft.com/office/word/2015/wordml/symex" xmlns:wpg="http://schemas.microsoft.com/office/word/2010/wordprocessingGroup" xmlns:wpi="http://schemas.microsoft.com/office/word/2010/wordprocessingInk" xmlns:wne="http://schemas.microsoft.com/office/word/2006/wordml" xmlns:wps="http://schemas.microsoft.com/office/word/2010/wordprocessingShape" mc:Ignorable="w14 w15 w16se w16cid w16 w16cex w16sdtdh w16sdtfl w16du wp14">
+  <w:footnote w:type="separator" w:id="-1">
+    <w:p>
+      <w:pPr>
+        <w:spacing w:line="240" w:lineRule="auto"/>
+      </w:pPr>
+      <w:r>
+        <w:separator/>
+      </w:r>
+    </w:p>
+  </w:footnote>
+  <w:footnote w:type="continuationSeparator" w:id="0">
+    <w:p>
+      <w:pPr>
+        <w:spacing w:line="240" w:lineRule="auto"/>
+      </w:pPr>
+      <w:r>
+        <w:continuationSeparator/>
+      </w:r>
+    </w:p>
+  </w:footnote>
+</w:footnotes>
+</file>
+
 <file path=word/header1.xml><?xml version="1.0" encoding="utf-8"?>
-<w:hdr xmlns:mc="http://schemas.openxmlformats.org/markup-compatibility/2006" xmlns:o="urn:schemas-microsoft-com:office:office" xmlns:r="http://schemas.openxmlformats.org/officeDocument/2006/relationships" xmlns:m="http://schemas.openxmlformats.org/officeDocument/2006/math" xmlns:v="urn:schemas-microsoft-com:vml" xmlns:wp="http://schemas.openxmlformats.org/drawingml/2006/wordprocessingDrawing" xmlns:w10="urn:schemas-microsoft-com:office:word" xmlns:w="http://schemas.openxmlformats.org/wordprocessingml/2006/main" xmlns:wne="http://schemas.microsoft.com/office/word/2006/wordml" xmlns:sl="http://schemas.openxmlformats.org/schemaLibrary/2006/main" xmlns:a="http://schemas.openxmlformats.org/drawingml/2006/main" xmlns:pic="http://schemas.openxmlformats.org/drawingml/2006/picture" xmlns:c="http://schemas.openxmlformats.org/drawingml/2006/chart" xmlns:lc="http://schemas.openxmlformats.org/drawingml/2006/lockedCanvas" xmlns:dgm="http://schemas.openxmlformats.org/drawingml/2006/diagram" xmlns:wps="http://schemas.microsoft.com/office/word/2010/wordprocessingShape" xmlns:wpg="http://schemas.microsoft.com/office/word/2010/wordprocessingGroup" xmlns:w14="http://schemas.microsoft.com/office/word/2010/wordml" xmlns:w15="http://schemas.microsoft.com/office/word/2012/wordml" xmlns:w16="http://schemas.microsoft.com/office/word/2018/wordml" xmlns:w16cex="http://schemas.microsoft.com/office/word/2018/wordml/cex" xmlns:w16cid="http://schemas.microsoft.com/office/word/2016/wordml/cid" xmlns="http://schemas.microsoft.com/office/tasks/2019/documenttasks" xmlns:cr="http://schemas.microsoft.com/office/comments/2020/reactions">
-  <w:p>
-    <w:pPr>
-      <w:rPr/>
-    </w:pPr>
-    <w:r>
-      <w:rPr>
-        <w:rtl w:val="0"/>
-      </w:rPr>
-    </w:r>
-  </w:p>
+<w:hdr xmlns:wpc="http://schemas.microsoft.com/office/word/2010/wordprocessingCanvas" xmlns:cx="http://schemas.microsoft.com/office/drawing/2014/chartex" xmlns:cx1="http://schemas.microsoft.com/office/drawing/2015/9/8/chartex" xmlns:cx2="http://schemas.microsoft.com/office/drawing/2015/10/21/chartex" xmlns:cx3="http://schemas.microsoft.com/office/drawing/2016/5/9/chartex" xmlns:cx4="http://schemas.microsoft.com/office/drawing/2016/5/10/chartex" xmlns:cx5="http://schemas.microsoft.com/office/drawing/2016/5/11/chartex" xmlns:cx6="http://schemas.microsoft.com/office/drawing/2016/5/12/chartex" xmlns:cx7="http://schemas.microsoft.com/office/drawing/2016/5/13/chartex" xmlns:cx8="http://schemas.microsoft.com/office/drawing/2016/5/14/chartex" xmlns:mc="http://schemas.openxmlformats.org/markup-compatibility/2006" xmlns:aink="http://schemas.microsoft.com/office/drawing/2016/ink" xmlns:am3d="http://schemas.microsoft.com/office/drawing/2017/model3d" xmlns:o="urn:schemas-microsoft-com:office:office" xmlns:oel="http://schemas.microsoft.com/office/2019/extlst" xmlns:r="http://schemas.openxmlformats.org/officeDocument/2006/relationships" xmlns:m="http://schemas.openxmlformats.org/officeDocument/2006/math" xmlns:v="urn:schemas-microsoft-com:vml" xmlns:wp14="http://schemas.microsoft.com/office/word/2010/wordprocessingDrawing" xmlns:wp="http://schemas.openxmlformats.org/drawingml/2006/wordprocessingDrawing" xmlns:w10="urn:schemas-microsoft-com:office:word" xmlns:w="http://schemas.openxmlformats.org/wordprocessingml/2006/main" xmlns:w14="http://schemas.microsoft.com/office/word/2010/wordml" xmlns:w15="http://schemas.microsoft.com/office/word/2012/wordml" xmlns:w16cex="http://schemas.microsoft.com/office/word/2018/wordml/cex" xmlns:w16cid="http://schemas.microsoft.com/office/word/2016/wordml/cid" xmlns:w16="http://schemas.microsoft.com/office/word/2018/wordml" xmlns:w16du="http://schemas.microsoft.com/office/word/2023/wordml/word16du" xmlns:w16sdtdh="http://schemas.microsoft.com/office/word/2020/wordml/sdtdatahash" xmlns:w16sdtfl="http://schemas.microsoft.com/office/word/2024/wordml/sdtformatlock" xmlns:w16se="http://schemas.microsoft.com/office/word/2015/wordml/symex" xmlns:wpg="http://schemas.microsoft.com/office/word/2010/wordprocessingGroup" xmlns:wpi="http://schemas.microsoft.com/office/word/2010/wordprocessingInk" xmlns:wne="http://schemas.microsoft.com/office/word/2006/wordml" xmlns:wps="http://schemas.microsoft.com/office/word/2010/wordprocessingShape" mc:Ignorable="w14 w15 w16se w16cid w16 w16cex w16sdtdh w16sdtfl w16du wp14">
+  <w:p/>
 </w:hdr>
 </file>
 
 <file path=word/numbering.xml><?xml version="1.0" encoding="utf-8"?>
-<w:numbering xmlns:mc="http://schemas.openxmlformats.org/markup-compatibility/2006" xmlns:o="urn:schemas-microsoft-com:office:office" xmlns:r="http://schemas.openxmlformats.org/officeDocument/2006/relationships" xmlns:m="http://schemas.openxmlformats.org/officeDocument/2006/math" xmlns:v="urn:schemas-microsoft-com:vml" xmlns:wp="http://schemas.openxmlformats.org/drawingml/2006/wordprocessingDrawing" xmlns:w10="urn:schemas-microsoft-com:office:word" xmlns:w="http://schemas.openxmlformats.org/wordprocessingml/2006/main" xmlns:wne="http://schemas.microsoft.com/office/word/2006/wordml" xmlns:sl="http://schemas.openxmlformats.org/schemaLibrary/2006/main" xmlns:a="http://schemas.openxmlformats.org/drawingml/2006/main" xmlns:pic="http://schemas.openxmlformats.org/drawingml/2006/picture" xmlns:c="http://schemas.openxmlformats.org/drawingml/2006/chart" xmlns:lc="http://schemas.openxmlformats.org/drawingml/2006/lockedCanvas" xmlns:dgm="http://schemas.openxmlformats.org/drawingml/2006/diagram" xmlns:wps="http://schemas.microsoft.com/office/word/2010/wordprocessingShape" xmlns:wpg="http://schemas.microsoft.com/office/word/2010/wordprocessingGroup" xmlns:w14="http://schemas.microsoft.com/office/word/2010/wordml" xmlns:w15="http://schemas.microsoft.com/office/word/2012/wordml" xmlns:w16="http://schemas.microsoft.com/office/word/2018/wordml" xmlns:w16cex="http://schemas.microsoft.com/office/word/2018/wordml/cex" xmlns:w16cid="http://schemas.microsoft.com/office/word/2016/wordml/cid" xmlns="http://schemas.microsoft.com/office/tasks/2019/documenttasks" xmlns:cr="http://schemas.microsoft.com/office/comments/2020/reactions">
-  <w:abstractNum w:abstractNumId="1">
+<w:numbering xmlns:wpc="http://schemas.microsoft.com/office/word/2010/wordprocessingCanvas" xmlns:cx="http://schemas.microsoft.com/office/drawing/2014/chartex" xmlns:cx1="http://schemas.microsoft.com/office/drawing/2015/9/8/chartex" xmlns:cx2="http://schemas.microsoft.com/office/drawing/2015/10/21/chartex" xmlns:cx3="http://schemas.microsoft.com/office/drawing/2016/5/9/chartex" xmlns:cx4="http://schemas.microsoft.com/office/drawing/2016/5/10/chartex" xmlns:cx5="http://schemas.microsoft.com/office/drawing/2016/5/11/chartex" xmlns:cx6="http://schemas.microsoft.com/office/drawing/2016/5/12/chartex" xmlns:cx7="http://schemas.microsoft.com/office/drawing/2016/5/13/chartex" xmlns:cx8="http://schemas.microsoft.com/office/drawing/2016/5/14/chartex" xmlns:mc="http://schemas.openxmlformats.org/markup-compatibility/2006" xmlns:aink="http://schemas.microsoft.com/office/drawing/2016/ink" xmlns:am3d="http://schemas.microsoft.com/office/drawing/2017/model3d" xmlns:o="urn:schemas-microsoft-com:office:office" xmlns:oel="http://schemas.microsoft.com/office/2019/extlst" xmlns:r="http://schemas.openxmlformats.org/officeDocument/2006/relationships" xmlns:m="http://schemas.openxmlformats.org/officeDocument/2006/math" xmlns:v="urn:schemas-microsoft-com:vml" xmlns:wp14="http://schemas.microsoft.com/office/word/2010/wordprocessingDrawing" xmlns:wp="http://schemas.openxmlformats.org/drawingml/2006/wordprocessingDrawing" xmlns:w10="urn:schemas-microsoft-com:office:word" xmlns:w="http://schemas.openxmlformats.org/wordprocessingml/2006/main" xmlns:w14="http://schemas.microsoft.com/office/word/2010/wordml" xmlns:w15="http://schemas.microsoft.com/office/word/2012/wordml" xmlns:w16cex="http://schemas.microsoft.com/office/word/2018/wordml/cex" xmlns:w16cid="http://schemas.microsoft.com/office/word/2016/wordml/cid" xmlns:w16="http://schemas.microsoft.com/office/word/2018/wordml" xmlns:w16du="http://schemas.microsoft.com/office/word/2023/wordml/word16du" xmlns:w16sdtdh="http://schemas.microsoft.com/office/word/2020/wordml/sdtdatahash" xmlns:w16sdtfl="http://schemas.microsoft.com/office/word/2024/wordml/sdtformatlock" xmlns:w16se="http://schemas.microsoft.com/office/word/2015/wordml/symex" xmlns:wpg="http://schemas.microsoft.com/office/word/2010/wordprocessingGroup" xmlns:wpi="http://schemas.microsoft.com/office/word/2010/wordprocessingInk" xmlns:wne="http://schemas.microsoft.com/office/word/2006/wordml" xmlns:wps="http://schemas.microsoft.com/office/word/2010/wordprocessingShape" mc:Ignorable="w14 w15 w16se w16cid w16 w16cex w16sdtdh w16sdtfl w16du wp14">
+  <w:abstractNum w:abstractNumId="0" w15:restartNumberingAfterBreak="0">
+    <w:nsid w:val="045D123A"/>
+    <w:multiLevelType w:val="multilevel"/>
+    <w:tmpl w:val="CE3ECA3E"/>
     <w:lvl w:ilvl="0">
       <w:start w:val="1"/>
       <w:numFmt w:val="bullet"/>
       <w:lvlText w:val="●"/>
       <w:lvlJc w:val="left"/>
       <w:pPr>
-        <w:ind w:left="720" w:hanging="360"/>
+        <w:ind w:left="1440" w:hanging="360"/>
       </w:pPr>
       <w:rPr>
         <w:u w:val="none"/>
@@ -919,7 +909,7 @@
       <w:lvlText w:val="○"/>
       <w:lvlJc w:val="left"/>
       <w:pPr>
-        <w:ind w:left="1440" w:hanging="360"/>
+        <w:ind w:left="2160" w:hanging="360"/>
       </w:pPr>
       <w:rPr>
         <w:u w:val="none"/>
@@ -931,7 +921,7 @@
       <w:lvlText w:val="■"/>
       <w:lvlJc w:val="left"/>
       <w:pPr>
-        <w:ind w:left="2160" w:hanging="360"/>
+        <w:ind w:left="2880" w:hanging="360"/>
       </w:pPr>
       <w:rPr>
         <w:u w:val="none"/>
@@ -943,7 +933,7 @@
       <w:lvlText w:val="●"/>
       <w:lvlJc w:val="left"/>
       <w:pPr>
-        <w:ind w:left="2880" w:hanging="360"/>
+        <w:ind w:left="3600" w:hanging="360"/>
       </w:pPr>
       <w:rPr>
         <w:u w:val="none"/>
@@ -955,7 +945,7 @@
       <w:lvlText w:val="○"/>
       <w:lvlJc w:val="left"/>
       <w:pPr>
-        <w:ind w:left="3600" w:hanging="360"/>
+        <w:ind w:left="4320" w:hanging="360"/>
       </w:pPr>
       <w:rPr>
         <w:u w:val="none"/>
@@ -967,7 +957,7 @@
       <w:lvlText w:val="■"/>
       <w:lvlJc w:val="left"/>
       <w:pPr>
-        <w:ind w:left="4320" w:hanging="360"/>
+        <w:ind w:left="5040" w:hanging="360"/>
       </w:pPr>
       <w:rPr>
         <w:u w:val="none"/>
@@ -979,7 +969,7 @@
       <w:lvlText w:val="●"/>
       <w:lvlJc w:val="left"/>
       <w:pPr>
-        <w:ind w:left="5040" w:hanging="360"/>
+        <w:ind w:left="5760" w:hanging="360"/>
       </w:pPr>
       <w:rPr>
         <w:u w:val="none"/>
@@ -991,7 +981,7 @@
       <w:lvlText w:val="○"/>
       <w:lvlJc w:val="left"/>
       <w:pPr>
-        <w:ind w:left="5760" w:hanging="360"/>
+        <w:ind w:left="6480" w:hanging="360"/>
       </w:pPr>
       <w:rPr>
         <w:u w:val="none"/>
@@ -1003,124 +993,17 @@
       <w:lvlText w:val="■"/>
       <w:lvlJc w:val="left"/>
       <w:pPr>
-        <w:ind w:left="6480" w:hanging="360"/>
+        <w:ind w:left="7200" w:hanging="360"/>
       </w:pPr>
       <w:rPr>
         <w:u w:val="none"/>
       </w:rPr>
     </w:lvl>
   </w:abstractNum>
-  <w:abstractNum w:abstractNumId="2">
-    <w:lvl w:ilvl="0">
-      <w:start w:val="1"/>
-      <w:numFmt w:val="bullet"/>
-      <w:lvlText w:val="●"/>
-      <w:lvlJc w:val="left"/>
-      <w:pPr>
-        <w:ind w:left="1440" w:hanging="360"/>
-      </w:pPr>
-      <w:rPr>
-        <w:u w:val="none"/>
-      </w:rPr>
-    </w:lvl>
-    <w:lvl w:ilvl="1">
-      <w:start w:val="1"/>
-      <w:numFmt w:val="bullet"/>
-      <w:lvlText w:val="○"/>
-      <w:lvlJc w:val="left"/>
-      <w:pPr>
-        <w:ind w:left="2160" w:hanging="360"/>
-      </w:pPr>
-      <w:rPr>
-        <w:u w:val="none"/>
-      </w:rPr>
-    </w:lvl>
-    <w:lvl w:ilvl="2">
-      <w:start w:val="1"/>
-      <w:numFmt w:val="bullet"/>
-      <w:lvlText w:val="■"/>
-      <w:lvlJc w:val="left"/>
-      <w:pPr>
-        <w:ind w:left="2880" w:hanging="360"/>
-      </w:pPr>
-      <w:rPr>
-        <w:u w:val="none"/>
-      </w:rPr>
-    </w:lvl>
-    <w:lvl w:ilvl="3">
-      <w:start w:val="1"/>
-      <w:numFmt w:val="bullet"/>
-      <w:lvlText w:val="●"/>
-      <w:lvlJc w:val="left"/>
-      <w:pPr>
-        <w:ind w:left="3600" w:hanging="360"/>
-      </w:pPr>
-      <w:rPr>
-        <w:u w:val="none"/>
-      </w:rPr>
-    </w:lvl>
-    <w:lvl w:ilvl="4">
-      <w:start w:val="1"/>
-      <w:numFmt w:val="bullet"/>
-      <w:lvlText w:val="○"/>
-      <w:lvlJc w:val="left"/>
-      <w:pPr>
-        <w:ind w:left="4320" w:hanging="360"/>
-      </w:pPr>
-      <w:rPr>
-        <w:u w:val="none"/>
-      </w:rPr>
-    </w:lvl>
-    <w:lvl w:ilvl="5">
-      <w:start w:val="1"/>
-      <w:numFmt w:val="bullet"/>
-      <w:lvlText w:val="■"/>
-      <w:lvlJc w:val="left"/>
-      <w:pPr>
-        <w:ind w:left="5040" w:hanging="360"/>
-      </w:pPr>
-      <w:rPr>
-        <w:u w:val="none"/>
-      </w:rPr>
-    </w:lvl>
-    <w:lvl w:ilvl="6">
-      <w:start w:val="1"/>
-      <w:numFmt w:val="bullet"/>
-      <w:lvlText w:val="●"/>
-      <w:lvlJc w:val="left"/>
-      <w:pPr>
-        <w:ind w:left="5760" w:hanging="360"/>
-      </w:pPr>
-      <w:rPr>
-        <w:u w:val="none"/>
-      </w:rPr>
-    </w:lvl>
-    <w:lvl w:ilvl="7">
-      <w:start w:val="1"/>
-      <w:numFmt w:val="bullet"/>
-      <w:lvlText w:val="○"/>
-      <w:lvlJc w:val="left"/>
-      <w:pPr>
-        <w:ind w:left="6480" w:hanging="360"/>
-      </w:pPr>
-      <w:rPr>
-        <w:u w:val="none"/>
-      </w:rPr>
-    </w:lvl>
-    <w:lvl w:ilvl="8">
-      <w:start w:val="1"/>
-      <w:numFmt w:val="bullet"/>
-      <w:lvlText w:val="■"/>
-      <w:lvlJc w:val="left"/>
-      <w:pPr>
-        <w:ind w:left="7200" w:hanging="360"/>
-      </w:pPr>
-      <w:rPr>
-        <w:u w:val="none"/>
-      </w:rPr>
-    </w:lvl>
-  </w:abstractNum>
-  <w:abstractNum w:abstractNumId="3">
+  <w:abstractNum w:abstractNumId="1" w15:restartNumberingAfterBreak="0">
+    <w:nsid w:val="25336041"/>
+    <w:multiLevelType w:val="multilevel"/>
+    <w:tmpl w:val="BE045170"/>
     <w:lvl w:ilvl="0">
       <w:start w:val="1"/>
       <w:numFmt w:val="decimal"/>
@@ -1230,27 +1113,140 @@
       </w:rPr>
     </w:lvl>
   </w:abstractNum>
-  <w:num w:numId="1">
-    <w:abstractNumId w:val="1"/>
-  </w:num>
-  <w:num w:numId="2">
+  <w:abstractNum w:abstractNumId="2" w15:restartNumberingAfterBreak="0">
+    <w:nsid w:val="296D72DE"/>
+    <w:multiLevelType w:val="multilevel"/>
+    <w:tmpl w:val="83F6E37A"/>
+    <w:lvl w:ilvl="0">
+      <w:start w:val="1"/>
+      <w:numFmt w:val="bullet"/>
+      <w:lvlText w:val="●"/>
+      <w:lvlJc w:val="left"/>
+      <w:pPr>
+        <w:ind w:left="720" w:hanging="360"/>
+      </w:pPr>
+      <w:rPr>
+        <w:u w:val="none"/>
+      </w:rPr>
+    </w:lvl>
+    <w:lvl w:ilvl="1">
+      <w:start w:val="1"/>
+      <w:numFmt w:val="bullet"/>
+      <w:lvlText w:val="○"/>
+      <w:lvlJc w:val="left"/>
+      <w:pPr>
+        <w:ind w:left="1440" w:hanging="360"/>
+      </w:pPr>
+      <w:rPr>
+        <w:u w:val="none"/>
+      </w:rPr>
+    </w:lvl>
+    <w:lvl w:ilvl="2">
+      <w:start w:val="1"/>
+      <w:numFmt w:val="bullet"/>
+      <w:lvlText w:val="■"/>
+      <w:lvlJc w:val="left"/>
+      <w:pPr>
+        <w:ind w:left="2160" w:hanging="360"/>
+      </w:pPr>
+      <w:rPr>
+        <w:u w:val="none"/>
+      </w:rPr>
+    </w:lvl>
+    <w:lvl w:ilvl="3">
+      <w:start w:val="1"/>
+      <w:numFmt w:val="bullet"/>
+      <w:lvlText w:val="●"/>
+      <w:lvlJc w:val="left"/>
+      <w:pPr>
+        <w:ind w:left="2880" w:hanging="360"/>
+      </w:pPr>
+      <w:rPr>
+        <w:u w:val="none"/>
+      </w:rPr>
+    </w:lvl>
+    <w:lvl w:ilvl="4">
+      <w:start w:val="1"/>
+      <w:numFmt w:val="bullet"/>
+      <w:lvlText w:val="○"/>
+      <w:lvlJc w:val="left"/>
+      <w:pPr>
+        <w:ind w:left="3600" w:hanging="360"/>
+      </w:pPr>
+      <w:rPr>
+        <w:u w:val="none"/>
+      </w:rPr>
+    </w:lvl>
+    <w:lvl w:ilvl="5">
+      <w:start w:val="1"/>
+      <w:numFmt w:val="bullet"/>
+      <w:lvlText w:val="■"/>
+      <w:lvlJc w:val="left"/>
+      <w:pPr>
+        <w:ind w:left="4320" w:hanging="360"/>
+      </w:pPr>
+      <w:rPr>
+        <w:u w:val="none"/>
+      </w:rPr>
+    </w:lvl>
+    <w:lvl w:ilvl="6">
+      <w:start w:val="1"/>
+      <w:numFmt w:val="bullet"/>
+      <w:lvlText w:val="●"/>
+      <w:lvlJc w:val="left"/>
+      <w:pPr>
+        <w:ind w:left="5040" w:hanging="360"/>
+      </w:pPr>
+      <w:rPr>
+        <w:u w:val="none"/>
+      </w:rPr>
+    </w:lvl>
+    <w:lvl w:ilvl="7">
+      <w:start w:val="1"/>
+      <w:numFmt w:val="bullet"/>
+      <w:lvlText w:val="○"/>
+      <w:lvlJc w:val="left"/>
+      <w:pPr>
+        <w:ind w:left="5760" w:hanging="360"/>
+      </w:pPr>
+      <w:rPr>
+        <w:u w:val="none"/>
+      </w:rPr>
+    </w:lvl>
+    <w:lvl w:ilvl="8">
+      <w:start w:val="1"/>
+      <w:numFmt w:val="bullet"/>
+      <w:lvlText w:val="■"/>
+      <w:lvlJc w:val="left"/>
+      <w:pPr>
+        <w:ind w:left="6480" w:hanging="360"/>
+      </w:pPr>
+      <w:rPr>
+        <w:u w:val="none"/>
+      </w:rPr>
+    </w:lvl>
+  </w:abstractNum>
+  <w:num w:numId="1" w16cid:durableId="2080013566">
     <w:abstractNumId w:val="2"/>
   </w:num>
-  <w:num w:numId="3">
-    <w:abstractNumId w:val="3"/>
+  <w:num w:numId="2" w16cid:durableId="1741515637">
+    <w:abstractNumId w:val="0"/>
+  </w:num>
+  <w:num w:numId="3" w16cid:durableId="1730181079">
+    <w:abstractNumId w:val="1"/>
   </w:num>
 </w:numbering>
 </file>
 
 <file path=word/styles.xml><?xml version="1.0" encoding="utf-8"?>
-<w:styles xmlns:mc="http://schemas.openxmlformats.org/markup-compatibility/2006" xmlns:o="urn:schemas-microsoft-com:office:office" xmlns:r="http://schemas.openxmlformats.org/officeDocument/2006/relationships" xmlns:m="http://schemas.openxmlformats.org/officeDocument/2006/math" xmlns:v="urn:schemas-microsoft-com:vml" xmlns:wp="http://schemas.openxmlformats.org/drawingml/2006/wordprocessingDrawing" xmlns:w10="urn:schemas-microsoft-com:office:word" xmlns:w="http://schemas.openxmlformats.org/wordprocessingml/2006/main" xmlns:wne="http://schemas.microsoft.com/office/word/2006/wordml" xmlns:sl="http://schemas.openxmlformats.org/schemaLibrary/2006/main" xmlns:a="http://schemas.openxmlformats.org/drawingml/2006/main" xmlns:pic="http://schemas.openxmlformats.org/drawingml/2006/picture" xmlns:c="http://schemas.openxmlformats.org/drawingml/2006/chart" xmlns:lc="http://schemas.openxmlformats.org/drawingml/2006/lockedCanvas" xmlns:dgm="http://schemas.openxmlformats.org/drawingml/2006/diagram" xmlns:wps="http://schemas.microsoft.com/office/word/2010/wordprocessingShape" xmlns:wpg="http://schemas.microsoft.com/office/word/2010/wordprocessingGroup" xmlns:w14="http://schemas.microsoft.com/office/word/2010/wordml" xmlns:w15="http://schemas.microsoft.com/office/word/2012/wordml" xmlns:w16="http://schemas.microsoft.com/office/word/2018/wordml" xmlns:w16cex="http://schemas.microsoft.com/office/word/2018/wordml/cex" xmlns:w16cid="http://schemas.microsoft.com/office/word/2016/wordml/cid" xmlns="http://schemas.microsoft.com/office/tasks/2019/documenttasks" xmlns:cr="http://schemas.microsoft.com/office/comments/2020/reactions">
+<w:styles xmlns:mc="http://schemas.openxmlformats.org/markup-compatibility/2006" xmlns:r="http://schemas.openxmlformats.org/officeDocument/2006/relationships" xmlns:w="http://schemas.openxmlformats.org/wordprocessingml/2006/main" xmlns:w14="http://schemas.microsoft.com/office/word/2010/wordml" xmlns:w15="http://schemas.microsoft.com/office/word/2012/wordml" xmlns:w16cex="http://schemas.microsoft.com/office/word/2018/wordml/cex" xmlns:w16cid="http://schemas.microsoft.com/office/word/2016/wordml/cid" xmlns:w16="http://schemas.microsoft.com/office/word/2018/wordml" xmlns:w16du="http://schemas.microsoft.com/office/word/2023/wordml/word16du" xmlns:w16sdtdh="http://schemas.microsoft.com/office/word/2020/wordml/sdtdatahash" xmlns:w16sdtfl="http://schemas.microsoft.com/office/word/2024/wordml/sdtformatlock" xmlns:w16se="http://schemas.microsoft.com/office/word/2015/wordml/symex" mc:Ignorable="w14 w15 w16se w16cid w16 w16cex w16sdtdh w16sdtfl w16du">
   <w:docDefaults>
     <w:rPrDefault>
       <w:rPr>
-        <w:rFonts w:ascii="Arial" w:cs="Arial" w:eastAsia="Arial" w:hAnsi="Arial"/>
+        <w:rFonts w:ascii="Arial" w:eastAsia="Arial" w:hAnsi="Arial" w:cs="Arial"/>
         <w:sz w:val="22"/>
         <w:szCs w:val="22"/>
-        <w:lang w:val="es"/>
+        <w:lang w:val="es" w:eastAsia="es-ES" w:bidi="ar-SA"/>
       </w:rPr>
     </w:rPrDefault>
     <w:pPrDefault>
@@ -1259,79 +1255,458 @@
       </w:pPr>
     </w:pPrDefault>
   </w:docDefaults>
-  <w:style w:type="table" w:styleId="TableNormal" w:default="1">
-    <w:name w:val="TableNormal"/>
-    <w:tblPr>
-      <w:tblCellMar>
-        <w:top w:w="100.0" w:type="dxa"/>
-        <w:left w:w="100.0" w:type="dxa"/>
-        <w:bottom w:w="100.0" w:type="dxa"/>
-        <w:right w:w="100.0" w:type="dxa"/>
-      </w:tblCellMar>
-    </w:tblPr>
+  <w:latentStyles w:defLockedState="0" w:defUIPriority="99" w:defSemiHidden="0" w:defUnhideWhenUsed="0" w:defQFormat="0" w:count="376">
+    <w:lsdException w:name="Normal" w:uiPriority="0" w:qFormat="1"/>
+    <w:lsdException w:name="heading 1" w:uiPriority="9" w:qFormat="1"/>
+    <w:lsdException w:name="heading 2" w:semiHidden="1" w:uiPriority="9" w:unhideWhenUsed="1" w:qFormat="1"/>
+    <w:lsdException w:name="heading 3" w:semiHidden="1" w:uiPriority="9" w:unhideWhenUsed="1" w:qFormat="1"/>
+    <w:lsdException w:name="heading 4" w:semiHidden="1" w:uiPriority="9" w:unhideWhenUsed="1" w:qFormat="1"/>
+    <w:lsdException w:name="heading 5" w:semiHidden="1" w:uiPriority="9" w:unhideWhenUsed="1" w:qFormat="1"/>
+    <w:lsdException w:name="heading 6" w:semiHidden="1" w:uiPriority="9" w:unhideWhenUsed="1" w:qFormat="1"/>
+    <w:lsdException w:name="heading 7" w:semiHidden="1" w:uiPriority="9" w:unhideWhenUsed="1" w:qFormat="1"/>
+    <w:lsdException w:name="heading 8" w:semiHidden="1" w:uiPriority="9" w:unhideWhenUsed="1" w:qFormat="1"/>
+    <w:lsdException w:name="heading 9" w:semiHidden="1" w:uiPriority="9" w:unhideWhenUsed="1" w:qFormat="1"/>
+    <w:lsdException w:name="index 1" w:semiHidden="1" w:unhideWhenUsed="1"/>
+    <w:lsdException w:name="index 2" w:semiHidden="1" w:unhideWhenUsed="1"/>
+    <w:lsdException w:name="index 3" w:semiHidden="1" w:unhideWhenUsed="1"/>
+    <w:lsdException w:name="index 4" w:semiHidden="1" w:unhideWhenUsed="1"/>
+    <w:lsdException w:name="index 5" w:semiHidden="1" w:unhideWhenUsed="1"/>
+    <w:lsdException w:name="index 6" w:semiHidden="1" w:unhideWhenUsed="1"/>
+    <w:lsdException w:name="index 7" w:semiHidden="1" w:unhideWhenUsed="1"/>
+    <w:lsdException w:name="index 8" w:semiHidden="1" w:unhideWhenUsed="1"/>
+    <w:lsdException w:name="index 9" w:semiHidden="1" w:unhideWhenUsed="1"/>
+    <w:lsdException w:name="toc 1" w:semiHidden="1" w:uiPriority="39" w:unhideWhenUsed="1"/>
+    <w:lsdException w:name="toc 2" w:semiHidden="1" w:uiPriority="39" w:unhideWhenUsed="1"/>
+    <w:lsdException w:name="toc 3" w:semiHidden="1" w:uiPriority="39" w:unhideWhenUsed="1"/>
+    <w:lsdException w:name="toc 4" w:semiHidden="1" w:uiPriority="39" w:unhideWhenUsed="1"/>
+    <w:lsdException w:name="toc 5" w:semiHidden="1" w:uiPriority="39" w:unhideWhenUsed="1"/>
+    <w:lsdException w:name="toc 6" w:semiHidden="1" w:uiPriority="39" w:unhideWhenUsed="1"/>
+    <w:lsdException w:name="toc 7" w:semiHidden="1" w:uiPriority="39" w:unhideWhenUsed="1"/>
+    <w:lsdException w:name="toc 8" w:semiHidden="1" w:uiPriority="39" w:unhideWhenUsed="1"/>
+    <w:lsdException w:name="toc 9" w:semiHidden="1" w:uiPriority="39" w:unhideWhenUsed="1"/>
+    <w:lsdException w:name="Normal Indent" w:semiHidden="1" w:unhideWhenUsed="1"/>
+    <w:lsdException w:name="footnote text" w:semiHidden="1" w:unhideWhenUsed="1"/>
+    <w:lsdException w:name="annotation text" w:semiHidden="1" w:unhideWhenUsed="1"/>
+    <w:lsdException w:name="header" w:semiHidden="1" w:unhideWhenUsed="1"/>
+    <w:lsdException w:name="footer" w:semiHidden="1" w:unhideWhenUsed="1"/>
+    <w:lsdException w:name="index heading" w:semiHidden="1" w:unhideWhenUsed="1"/>
+    <w:lsdException w:name="caption" w:semiHidden="1" w:uiPriority="35" w:unhideWhenUsed="1" w:qFormat="1"/>
+    <w:lsdException w:name="table of figures" w:semiHidden="1" w:unhideWhenUsed="1"/>
+    <w:lsdException w:name="envelope address" w:semiHidden="1" w:unhideWhenUsed="1"/>
+    <w:lsdException w:name="envelope return" w:semiHidden="1" w:unhideWhenUsed="1"/>
+    <w:lsdException w:name="footnote reference" w:semiHidden="1" w:unhideWhenUsed="1"/>
+    <w:lsdException w:name="annotation reference" w:semiHidden="1" w:unhideWhenUsed="1"/>
+    <w:lsdException w:name="line number" w:semiHidden="1" w:unhideWhenUsed="1"/>
+    <w:lsdException w:name="page number" w:semiHidden="1" w:unhideWhenUsed="1"/>
+    <w:lsdException w:name="endnote reference" w:semiHidden="1" w:unhideWhenUsed="1"/>
+    <w:lsdException w:name="endnote text" w:semiHidden="1" w:unhideWhenUsed="1"/>
+    <w:lsdException w:name="table of authorities" w:semiHidden="1" w:unhideWhenUsed="1"/>
+    <w:lsdException w:name="macro" w:semiHidden="1" w:unhideWhenUsed="1"/>
+    <w:lsdException w:name="toa heading" w:semiHidden="1" w:unhideWhenUsed="1"/>
+    <w:lsdException w:name="List" w:semiHidden="1" w:unhideWhenUsed="1"/>
+    <w:lsdException w:name="List Bullet" w:semiHidden="1" w:unhideWhenUsed="1"/>
+    <w:lsdException w:name="List Number" w:semiHidden="1" w:unhideWhenUsed="1"/>
+    <w:lsdException w:name="List 2" w:semiHidden="1" w:unhideWhenUsed="1"/>
+    <w:lsdException w:name="List 3" w:semiHidden="1" w:unhideWhenUsed="1"/>
+    <w:lsdException w:name="List 4" w:semiHidden="1" w:unhideWhenUsed="1"/>
+    <w:lsdException w:name="List 5" w:semiHidden="1" w:unhideWhenUsed="1"/>
+    <w:lsdException w:name="List Bullet 2" w:semiHidden="1" w:unhideWhenUsed="1"/>
+    <w:lsdException w:name="List Bullet 3" w:semiHidden="1" w:unhideWhenUsed="1"/>
+    <w:lsdException w:name="List Bullet 4" w:semiHidden="1" w:unhideWhenUsed="1"/>
+    <w:lsdException w:name="List Bullet 5" w:semiHidden="1" w:unhideWhenUsed="1"/>
+    <w:lsdException w:name="List Number 2" w:semiHidden="1" w:unhideWhenUsed="1"/>
+    <w:lsdException w:name="List Number 3" w:semiHidden="1" w:unhideWhenUsed="1"/>
+    <w:lsdException w:name="List Number 4" w:semiHidden="1" w:unhideWhenUsed="1"/>
+    <w:lsdException w:name="List Number 5" w:semiHidden="1" w:unhideWhenUsed="1"/>
+    <w:lsdException w:name="Title" w:uiPriority="10" w:qFormat="1"/>
+    <w:lsdException w:name="Closing" w:semiHidden="1" w:unhideWhenUsed="1"/>
+    <w:lsdException w:name="Signature" w:semiHidden="1" w:unhideWhenUsed="1"/>
+    <w:lsdException w:name="Default Paragraph Font" w:semiHidden="1" w:uiPriority="1" w:unhideWhenUsed="1"/>
+    <w:lsdException w:name="Body Text" w:semiHidden="1" w:unhideWhenUsed="1"/>
+    <w:lsdException w:name="Body Text Indent" w:semiHidden="1" w:unhideWhenUsed="1"/>
+    <w:lsdException w:name="List Continue" w:semiHidden="1" w:unhideWhenUsed="1"/>
+    <w:lsdException w:name="List Continue 2" w:semiHidden="1" w:unhideWhenUsed="1"/>
+    <w:lsdException w:name="List Continue 3" w:semiHidden="1" w:unhideWhenUsed="1"/>
+    <w:lsdException w:name="List Continue 4" w:semiHidden="1" w:unhideWhenUsed="1"/>
+    <w:lsdException w:name="List Continue 5" w:semiHidden="1" w:unhideWhenUsed="1"/>
+    <w:lsdException w:name="Message Header" w:semiHidden="1" w:unhideWhenUsed="1"/>
+    <w:lsdException w:name="Subtitle" w:uiPriority="11" w:qFormat="1"/>
+    <w:lsdException w:name="Salutation" w:semiHidden="1" w:unhideWhenUsed="1"/>
+    <w:lsdException w:name="Date" w:semiHidden="1" w:unhideWhenUsed="1"/>
+    <w:lsdException w:name="Body Text First Indent" w:semiHidden="1" w:unhideWhenUsed="1"/>
+    <w:lsdException w:name="Body Text First Indent 2" w:semiHidden="1" w:unhideWhenUsed="1"/>
+    <w:lsdException w:name="Note Heading" w:semiHidden="1" w:unhideWhenUsed="1"/>
+    <w:lsdException w:name="Body Text 2" w:semiHidden="1" w:unhideWhenUsed="1"/>
+    <w:lsdException w:name="Body Text 3" w:semiHidden="1" w:unhideWhenUsed="1"/>
+    <w:lsdException w:name="Body Text Indent 2" w:semiHidden="1" w:unhideWhenUsed="1"/>
+    <w:lsdException w:name="Body Text Indent 3" w:semiHidden="1" w:unhideWhenUsed="1"/>
+    <w:lsdException w:name="Block Text" w:semiHidden="1" w:unhideWhenUsed="1"/>
+    <w:lsdException w:name="Hyperlink" w:semiHidden="1" w:unhideWhenUsed="1"/>
+    <w:lsdException w:name="FollowedHyperlink" w:semiHidden="1" w:unhideWhenUsed="1"/>
+    <w:lsdException w:name="Strong" w:uiPriority="22" w:qFormat="1"/>
+    <w:lsdException w:name="Emphasis" w:uiPriority="20" w:qFormat="1"/>
+    <w:lsdException w:name="Document Map" w:semiHidden="1" w:unhideWhenUsed="1"/>
+    <w:lsdException w:name="Plain Text" w:semiHidden="1" w:unhideWhenUsed="1"/>
+    <w:lsdException w:name="E-mail Signature" w:semiHidden="1" w:unhideWhenUsed="1"/>
+    <w:lsdException w:name="HTML Top of Form" w:semiHidden="1" w:unhideWhenUsed="1"/>
+    <w:lsdException w:name="HTML Bottom of Form" w:semiHidden="1" w:unhideWhenUsed="1"/>
+    <w:lsdException w:name="Normal (Web)" w:semiHidden="1" w:unhideWhenUsed="1"/>
+    <w:lsdException w:name="HTML Acronym" w:semiHidden="1" w:unhideWhenUsed="1"/>
+    <w:lsdException w:name="HTML Address" w:semiHidden="1" w:unhideWhenUsed="1"/>
+    <w:lsdException w:name="HTML Cite" w:semiHidden="1" w:unhideWhenUsed="1"/>
+    <w:lsdException w:name="HTML Code" w:semiHidden="1" w:unhideWhenUsed="1"/>
+    <w:lsdException w:name="HTML Definition" w:semiHidden="1" w:unhideWhenUsed="1"/>
+    <w:lsdException w:name="HTML Keyboard" w:semiHidden="1" w:unhideWhenUsed="1"/>
+    <w:lsdException w:name="HTML Preformatted" w:semiHidden="1" w:unhideWhenUsed="1"/>
+    <w:lsdException w:name="HTML Sample" w:semiHidden="1" w:unhideWhenUsed="1"/>
+    <w:lsdException w:name="HTML Typewriter" w:semiHidden="1" w:unhideWhenUsed="1"/>
+    <w:lsdException w:name="HTML Variable" w:semiHidden="1" w:unhideWhenUsed="1"/>
+    <w:lsdException w:name="Normal Table" w:semiHidden="1" w:unhideWhenUsed="1"/>
+    <w:lsdException w:name="annotation subject" w:semiHidden="1" w:unhideWhenUsed="1"/>
+    <w:lsdException w:name="No List" w:semiHidden="1" w:unhideWhenUsed="1"/>
+    <w:lsdException w:name="Outline List 1" w:semiHidden="1" w:unhideWhenUsed="1"/>
+    <w:lsdException w:name="Outline List 2" w:semiHidden="1" w:unhideWhenUsed="1"/>
+    <w:lsdException w:name="Outline List 3" w:semiHidden="1" w:unhideWhenUsed="1"/>
+    <w:lsdException w:name="Table Simple 1" w:semiHidden="1" w:unhideWhenUsed="1"/>
+    <w:lsdException w:name="Table Simple 2" w:semiHidden="1" w:unhideWhenUsed="1"/>
+    <w:lsdException w:name="Table Simple 3" w:semiHidden="1" w:unhideWhenUsed="1"/>
+    <w:lsdException w:name="Table Classic 1" w:semiHidden="1" w:unhideWhenUsed="1"/>
+    <w:lsdException w:name="Table Classic 2" w:semiHidden="1" w:unhideWhenUsed="1"/>
+    <w:lsdException w:name="Table Classic 3" w:semiHidden="1" w:unhideWhenUsed="1"/>
+    <w:lsdException w:name="Table Classic 4" w:semiHidden="1" w:unhideWhenUsed="1"/>
+    <w:lsdException w:name="Table Colorful 1" w:semiHidden="1" w:unhideWhenUsed="1"/>
+    <w:lsdException w:name="Table Colorful 2" w:semiHidden="1" w:unhideWhenUsed="1"/>
+    <w:lsdException w:name="Table Colorful 3" w:semiHidden="1" w:unhideWhenUsed="1"/>
+    <w:lsdException w:name="Table Columns 1" w:semiHidden="1" w:unhideWhenUsed="1"/>
+    <w:lsdException w:name="Table Columns 2" w:semiHidden="1" w:unhideWhenUsed="1"/>
+    <w:lsdException w:name="Table Columns 3" w:semiHidden="1" w:unhideWhenUsed="1"/>
+    <w:lsdException w:name="Table Columns 4" w:semiHidden="1" w:unhideWhenUsed="1"/>
+    <w:lsdException w:name="Table Columns 5" w:semiHidden="1" w:unhideWhenUsed="1"/>
+    <w:lsdException w:name="Table Grid 1" w:semiHidden="1" w:unhideWhenUsed="1"/>
+    <w:lsdException w:name="Table Grid 2" w:semiHidden="1" w:unhideWhenUsed="1"/>
+    <w:lsdException w:name="Table Grid 3" w:semiHidden="1" w:unhideWhenUsed="1"/>
+    <w:lsdException w:name="Table Grid 4" w:semiHidden="1" w:unhideWhenUsed="1"/>
+    <w:lsdException w:name="Table Grid 5" w:semiHidden="1" w:unhideWhenUsed="1"/>
+    <w:lsdException w:name="Table Grid 6" w:semiHidden="1" w:unhideWhenUsed="1"/>
+    <w:lsdException w:name="Table Grid 7" w:semiHidden="1" w:unhideWhenUsed="1"/>
+    <w:lsdException w:name="Table Grid 8" w:semiHidden="1" w:unhideWhenUsed="1"/>
+    <w:lsdException w:name="Table List 1" w:semiHidden="1" w:unhideWhenUsed="1"/>
+    <w:lsdException w:name="Table List 2" w:semiHidden="1" w:unhideWhenUsed="1"/>
+    <w:lsdException w:name="Table List 3" w:semiHidden="1" w:unhideWhenUsed="1"/>
+    <w:lsdException w:name="Table List 4" w:semiHidden="1" w:unhideWhenUsed="1"/>
+    <w:lsdException w:name="Table List 5" w:semiHidden="1" w:unhideWhenUsed="1"/>
+    <w:lsdException w:name="Table List 6" w:semiHidden="1" w:unhideWhenUsed="1"/>
+    <w:lsdException w:name="Table List 7" w:semiHidden="1" w:unhideWhenUsed="1"/>
+    <w:lsdException w:name="Table List 8" w:semiHidden="1" w:unhideWhenUsed="1"/>
+    <w:lsdException w:name="Table 3D effects 1" w:semiHidden="1" w:unhideWhenUsed="1"/>
+    <w:lsdException w:name="Table 3D effects 2" w:semiHidden="1" w:unhideWhenUsed="1"/>
+    <w:lsdException w:name="Table 3D effects 3" w:semiHidden="1" w:unhideWhenUsed="1"/>
+    <w:lsdException w:name="Table Contemporary" w:semiHidden="1" w:unhideWhenUsed="1"/>
+    <w:lsdException w:name="Table Elegant" w:semiHidden="1" w:unhideWhenUsed="1"/>
+    <w:lsdException w:name="Table Professional" w:semiHidden="1" w:unhideWhenUsed="1"/>
+    <w:lsdException w:name="Table Subtle 1" w:semiHidden="1" w:unhideWhenUsed="1"/>
+    <w:lsdException w:name="Table Subtle 2" w:semiHidden="1" w:unhideWhenUsed="1"/>
+    <w:lsdException w:name="Table Web 1" w:semiHidden="1" w:unhideWhenUsed="1"/>
+    <w:lsdException w:name="Table Web 2" w:semiHidden="1" w:unhideWhenUsed="1"/>
+    <w:lsdException w:name="Table Web 3" w:semiHidden="1" w:unhideWhenUsed="1"/>
+    <w:lsdException w:name="Balloon Text" w:semiHidden="1" w:unhideWhenUsed="1"/>
+    <w:lsdException w:name="Table Grid" w:uiPriority="39"/>
+    <w:lsdException w:name="Table Theme" w:semiHidden="1" w:unhideWhenUsed="1"/>
+    <w:lsdException w:name="Placeholder Text" w:semiHidden="1"/>
+    <w:lsdException w:name="No Spacing" w:uiPriority="1" w:qFormat="1"/>
+    <w:lsdException w:name="Light Shading" w:uiPriority="60"/>
+    <w:lsdException w:name="Light List" w:uiPriority="61"/>
+    <w:lsdException w:name="Light Grid" w:uiPriority="62"/>
+    <w:lsdException w:name="Medium Shading 1" w:uiPriority="63"/>
+    <w:lsdException w:name="Medium Shading 2" w:uiPriority="64"/>
+    <w:lsdException w:name="Medium List 1" w:uiPriority="65"/>
+    <w:lsdException w:name="Medium List 2" w:uiPriority="66"/>
+    <w:lsdException w:name="Medium Grid 1" w:uiPriority="67"/>
+    <w:lsdException w:name="Medium Grid 2" w:uiPriority="68"/>
+    <w:lsdException w:name="Medium Grid 3" w:uiPriority="69"/>
+    <w:lsdException w:name="Dark List" w:uiPriority="70"/>
+    <w:lsdException w:name="Colorful Shading" w:uiPriority="71"/>
+    <w:lsdException w:name="Colorful List" w:uiPriority="72"/>
+    <w:lsdException w:name="Colorful Grid" w:uiPriority="73"/>
+    <w:lsdException w:name="Light Shading Accent 1" w:uiPriority="60"/>
+    <w:lsdException w:name="Light List Accent 1" w:uiPriority="61"/>
+    <w:lsdException w:name="Light Grid Accent 1" w:uiPriority="62"/>
+    <w:lsdException w:name="Medium Shading 1 Accent 1" w:uiPriority="63"/>
+    <w:lsdException w:name="Medium Shading 2 Accent 1" w:uiPriority="64"/>
+    <w:lsdException w:name="Medium List 1 Accent 1" w:uiPriority="65"/>
+    <w:lsdException w:name="Revision" w:semiHidden="1"/>
+    <w:lsdException w:name="List Paragraph" w:uiPriority="34" w:qFormat="1"/>
+    <w:lsdException w:name="Quote" w:uiPriority="29" w:qFormat="1"/>
+    <w:lsdException w:name="Intense Quote" w:uiPriority="30" w:qFormat="1"/>
+    <w:lsdException w:name="Medium List 2 Accent 1" w:uiPriority="66"/>
+    <w:lsdException w:name="Medium Grid 1 Accent 1" w:uiPriority="67"/>
+    <w:lsdException w:name="Medium Grid 2 Accent 1" w:uiPriority="68"/>
+    <w:lsdException w:name="Medium Grid 3 Accent 1" w:uiPriority="69"/>
+    <w:lsdException w:name="Dark List Accent 1" w:uiPriority="70"/>
+    <w:lsdException w:name="Colorful Shading Accent 1" w:uiPriority="71"/>
+    <w:lsdException w:name="Colorful List Accent 1" w:uiPriority="72"/>
+    <w:lsdException w:name="Colorful Grid Accent 1" w:uiPriority="73"/>
+    <w:lsdException w:name="Light Shading Accent 2" w:uiPriority="60"/>
+    <w:lsdException w:name="Light List Accent 2" w:uiPriority="61"/>
+    <w:lsdException w:name="Light Grid Accent 2" w:uiPriority="62"/>
+    <w:lsdException w:name="Medium Shading 1 Accent 2" w:uiPriority="63"/>
+    <w:lsdException w:name="Medium Shading 2 Accent 2" w:uiPriority="64"/>
+    <w:lsdException w:name="Medium List 1 Accent 2" w:uiPriority="65"/>
+    <w:lsdException w:name="Medium List 2 Accent 2" w:uiPriority="66"/>
+    <w:lsdException w:name="Medium Grid 1 Accent 2" w:uiPriority="67"/>
+    <w:lsdException w:name="Medium Grid 2 Accent 2" w:uiPriority="68"/>
+    <w:lsdException w:name="Medium Grid 3 Accent 2" w:uiPriority="69"/>
+    <w:lsdException w:name="Dark List Accent 2" w:uiPriority="70"/>
+    <w:lsdException w:name="Colorful Shading Accent 2" w:uiPriority="71"/>
+    <w:lsdException w:name="Colorful List Accent 2" w:uiPriority="72"/>
+    <w:lsdException w:name="Colorful Grid Accent 2" w:uiPriority="73"/>
+    <w:lsdException w:name="Light Shading Accent 3" w:uiPriority="60"/>
+    <w:lsdException w:name="Light List Accent 3" w:uiPriority="61"/>
+    <w:lsdException w:name="Light Grid Accent 3" w:uiPriority="62"/>
+    <w:lsdException w:name="Medium Shading 1 Accent 3" w:uiPriority="63"/>
+    <w:lsdException w:name="Medium Shading 2 Accent 3" w:uiPriority="64"/>
+    <w:lsdException w:name="Medium List 1 Accent 3" w:uiPriority="65"/>
+    <w:lsdException w:name="Medium List 2 Accent 3" w:uiPriority="66"/>
+    <w:lsdException w:name="Medium Grid 1 Accent 3" w:uiPriority="67"/>
+    <w:lsdException w:name="Medium Grid 2 Accent 3" w:uiPriority="68"/>
+    <w:lsdException w:name="Medium Grid 3 Accent 3" w:uiPriority="69"/>
+    <w:lsdException w:name="Dark List Accent 3" w:uiPriority="70"/>
+    <w:lsdException w:name="Colorful Shading Accent 3" w:uiPriority="71"/>
+    <w:lsdException w:name="Colorful List Accent 3" w:uiPriority="72"/>
+    <w:lsdException w:name="Colorful Grid Accent 3" w:uiPriority="73"/>
+    <w:lsdException w:name="Light Shading Accent 4" w:uiPriority="60"/>
+    <w:lsdException w:name="Light List Accent 4" w:uiPriority="61"/>
+    <w:lsdException w:name="Light Grid Accent 4" w:uiPriority="62"/>
+    <w:lsdException w:name="Medium Shading 1 Accent 4" w:uiPriority="63"/>
+    <w:lsdException w:name="Medium Shading 2 Accent 4" w:uiPriority="64"/>
+    <w:lsdException w:name="Medium List 1 Accent 4" w:uiPriority="65"/>
+    <w:lsdException w:name="Medium List 2 Accent 4" w:uiPriority="66"/>
+    <w:lsdException w:name="Medium Grid 1 Accent 4" w:uiPriority="67"/>
+    <w:lsdException w:name="Medium Grid 2 Accent 4" w:uiPriority="68"/>
+    <w:lsdException w:name="Medium Grid 3 Accent 4" w:uiPriority="69"/>
+    <w:lsdException w:name="Dark List Accent 4" w:uiPriority="70"/>
+    <w:lsdException w:name="Colorful Shading Accent 4" w:uiPriority="71"/>
+    <w:lsdException w:name="Colorful List Accent 4" w:uiPriority="72"/>
+    <w:lsdException w:name="Colorful Grid Accent 4" w:uiPriority="73"/>
+    <w:lsdException w:name="Light Shading Accent 5" w:uiPriority="60"/>
+    <w:lsdException w:name="Light List Accent 5" w:uiPriority="61"/>
+    <w:lsdException w:name="Light Grid Accent 5" w:uiPriority="62"/>
+    <w:lsdException w:name="Medium Shading 1 Accent 5" w:uiPriority="63"/>
+    <w:lsdException w:name="Medium Shading 2 Accent 5" w:uiPriority="64"/>
+    <w:lsdException w:name="Medium List 1 Accent 5" w:uiPriority="65"/>
+    <w:lsdException w:name="Medium List 2 Accent 5" w:uiPriority="66"/>
+    <w:lsdException w:name="Medium Grid 1 Accent 5" w:uiPriority="67"/>
+    <w:lsdException w:name="Medium Grid 2 Accent 5" w:uiPriority="68"/>
+    <w:lsdException w:name="Medium Grid 3 Accent 5" w:uiPriority="69"/>
+    <w:lsdException w:name="Dark List Accent 5" w:uiPriority="70"/>
+    <w:lsdException w:name="Colorful Shading Accent 5" w:uiPriority="71"/>
+    <w:lsdException w:name="Colorful List Accent 5" w:uiPriority="72"/>
+    <w:lsdException w:name="Colorful Grid Accent 5" w:uiPriority="73"/>
+    <w:lsdException w:name="Light Shading Accent 6" w:uiPriority="60"/>
+    <w:lsdException w:name="Light List Accent 6" w:uiPriority="61"/>
+    <w:lsdException w:name="Light Grid Accent 6" w:uiPriority="62"/>
+    <w:lsdException w:name="Medium Shading 1 Accent 6" w:uiPriority="63"/>
+    <w:lsdException w:name="Medium Shading 2 Accent 6" w:uiPriority="64"/>
+    <w:lsdException w:name="Medium List 1 Accent 6" w:uiPriority="65"/>
+    <w:lsdException w:name="Medium List 2 Accent 6" w:uiPriority="66"/>
+    <w:lsdException w:name="Medium Grid 1 Accent 6" w:uiPriority="67"/>
+    <w:lsdException w:name="Medium Grid 2 Accent 6" w:uiPriority="68"/>
+    <w:lsdException w:name="Medium Grid 3 Accent 6" w:uiPriority="69"/>
+    <w:lsdException w:name="Dark List Accent 6" w:uiPriority="70"/>
+    <w:lsdException w:name="Colorful Shading Accent 6" w:uiPriority="71"/>
+    <w:lsdException w:name="Colorful List Accent 6" w:uiPriority="72"/>
+    <w:lsdException w:name="Colorful Grid Accent 6" w:uiPriority="73"/>
+    <w:lsdException w:name="Subtle Emphasis" w:uiPriority="19" w:qFormat="1"/>
+    <w:lsdException w:name="Intense Emphasis" w:uiPriority="21" w:qFormat="1"/>
+    <w:lsdException w:name="Subtle Reference" w:uiPriority="31" w:qFormat="1"/>
+    <w:lsdException w:name="Intense Reference" w:uiPriority="32" w:qFormat="1"/>
+    <w:lsdException w:name="Book Title" w:uiPriority="33" w:qFormat="1"/>
+    <w:lsdException w:name="Bibliography" w:semiHidden="1" w:uiPriority="37" w:unhideWhenUsed="1"/>
+    <w:lsdException w:name="TOC Heading" w:semiHidden="1" w:uiPriority="39" w:unhideWhenUsed="1" w:qFormat="1"/>
+    <w:lsdException w:name="Plain Table 1" w:uiPriority="41"/>
+    <w:lsdException w:name="Plain Table 2" w:uiPriority="42"/>
+    <w:lsdException w:name="Plain Table 3" w:uiPriority="43"/>
+    <w:lsdException w:name="Plain Table 4" w:uiPriority="44"/>
+    <w:lsdException w:name="Plain Table 5" w:uiPriority="45"/>
+    <w:lsdException w:name="Grid Table Light" w:uiPriority="40"/>
+    <w:lsdException w:name="Grid Table 1 Light" w:uiPriority="46"/>
+    <w:lsdException w:name="Grid Table 2" w:uiPriority="47"/>
+    <w:lsdException w:name="Grid Table 3" w:uiPriority="48"/>
+    <w:lsdException w:name="Grid Table 4" w:uiPriority="49"/>
+    <w:lsdException w:name="Grid Table 5 Dark" w:uiPriority="50"/>
+    <w:lsdException w:name="Grid Table 6 Colorful" w:uiPriority="51"/>
+    <w:lsdException w:name="Grid Table 7 Colorful" w:uiPriority="52"/>
+    <w:lsdException w:name="Grid Table 1 Light Accent 1" w:uiPriority="46"/>
+    <w:lsdException w:name="Grid Table 2 Accent 1" w:uiPriority="47"/>
+    <w:lsdException w:name="Grid Table 3 Accent 1" w:uiPriority="48"/>
+    <w:lsdException w:name="Grid Table 4 Accent 1" w:uiPriority="49"/>
+    <w:lsdException w:name="Grid Table 5 Dark Accent 1" w:uiPriority="50"/>
+    <w:lsdException w:name="Grid Table 6 Colorful Accent 1" w:uiPriority="51"/>
+    <w:lsdException w:name="Grid Table 7 Colorful Accent 1" w:uiPriority="52"/>
+    <w:lsdException w:name="Grid Table 1 Light Accent 2" w:uiPriority="46"/>
+    <w:lsdException w:name="Grid Table 2 Accent 2" w:uiPriority="47"/>
+    <w:lsdException w:name="Grid Table 3 Accent 2" w:uiPriority="48"/>
+    <w:lsdException w:name="Grid Table 4 Accent 2" w:uiPriority="49"/>
+    <w:lsdException w:name="Grid Table 5 Dark Accent 2" w:uiPriority="50"/>
+    <w:lsdException w:name="Grid Table 6 Colorful Accent 2" w:uiPriority="51"/>
+    <w:lsdException w:name="Grid Table 7 Colorful Accent 2" w:uiPriority="52"/>
+    <w:lsdException w:name="Grid Table 1 Light Accent 3" w:uiPriority="46"/>
+    <w:lsdException w:name="Grid Table 2 Accent 3" w:uiPriority="47"/>
+    <w:lsdException w:name="Grid Table 3 Accent 3" w:uiPriority="48"/>
+    <w:lsdException w:name="Grid Table 4 Accent 3" w:uiPriority="49"/>
+    <w:lsdException w:name="Grid Table 5 Dark Accent 3" w:uiPriority="50"/>
+    <w:lsdException w:name="Grid Table 6 Colorful Accent 3" w:uiPriority="51"/>
+    <w:lsdException w:name="Grid Table 7 Colorful Accent 3" w:uiPriority="52"/>
+    <w:lsdException w:name="Grid Table 1 Light Accent 4" w:uiPriority="46"/>
+    <w:lsdException w:name="Grid Table 2 Accent 4" w:uiPriority="47"/>
+    <w:lsdException w:name="Grid Table 3 Accent 4" w:uiPriority="48"/>
+    <w:lsdException w:name="Grid Table 4 Accent 4" w:uiPriority="49"/>
+    <w:lsdException w:name="Grid Table 5 Dark Accent 4" w:uiPriority="50"/>
+    <w:lsdException w:name="Grid Table 6 Colorful Accent 4" w:uiPriority="51"/>
+    <w:lsdException w:name="Grid Table 7 Colorful Accent 4" w:uiPriority="52"/>
+    <w:lsdException w:name="Grid Table 1 Light Accent 5" w:uiPriority="46"/>
+    <w:lsdException w:name="Grid Table 2 Accent 5" w:uiPriority="47"/>
+    <w:lsdException w:name="Grid Table 3 Accent 5" w:uiPriority="48"/>
+    <w:lsdException w:name="Grid Table 4 Accent 5" w:uiPriority="49"/>
+    <w:lsdException w:name="Grid Table 5 Dark Accent 5" w:uiPriority="50"/>
+    <w:lsdException w:name="Grid Table 6 Colorful Accent 5" w:uiPriority="51"/>
+    <w:lsdException w:name="Grid Table 7 Colorful Accent 5" w:uiPriority="52"/>
+    <w:lsdException w:name="Grid Table 1 Light Accent 6" w:uiPriority="46"/>
+    <w:lsdException w:name="Grid Table 2 Accent 6" w:uiPriority="47"/>
+    <w:lsdException w:name="Grid Table 3 Accent 6" w:uiPriority="48"/>
+    <w:lsdException w:name="Grid Table 4 Accent 6" w:uiPriority="49"/>
+    <w:lsdException w:name="Grid Table 5 Dark Accent 6" w:uiPriority="50"/>
+    <w:lsdException w:name="Grid Table 6 Colorful Accent 6" w:uiPriority="51"/>
+    <w:lsdException w:name="Grid Table 7 Colorful Accent 6" w:uiPriority="52"/>
+    <w:lsdException w:name="List Table 1 Light" w:uiPriority="46"/>
+    <w:lsdException w:name="List Table 2" w:uiPriority="47"/>
+    <w:lsdException w:name="List Table 3" w:uiPriority="48"/>
+    <w:lsdException w:name="List Table 4" w:uiPriority="49"/>
+    <w:lsdException w:name="List Table 5 Dark" w:uiPriority="50"/>
+    <w:lsdException w:name="List Table 6 Colorful" w:uiPriority="51"/>
+    <w:lsdException w:name="List Table 7 Colorful" w:uiPriority="52"/>
+    <w:lsdException w:name="List Table 1 Light Accent 1" w:uiPriority="46"/>
+    <w:lsdException w:name="List Table 2 Accent 1" w:uiPriority="47"/>
+    <w:lsdException w:name="List Table 3 Accent 1" w:uiPriority="48"/>
+    <w:lsdException w:name="List Table 4 Accent 1" w:uiPriority="49"/>
+    <w:lsdException w:name="List Table 5 Dark Accent 1" w:uiPriority="50"/>
+    <w:lsdException w:name="List Table 6 Colorful Accent 1" w:uiPriority="51"/>
+    <w:lsdException w:name="List Table 7 Colorful Accent 1" w:uiPriority="52"/>
+    <w:lsdException w:name="List Table 1 Light Accent 2" w:uiPriority="46"/>
+    <w:lsdException w:name="List Table 2 Accent 2" w:uiPriority="47"/>
+    <w:lsdException w:name="List Table 3 Accent 2" w:uiPriority="48"/>
+    <w:lsdException w:name="List Table 4 Accent 2" w:uiPriority="49"/>
+    <w:lsdException w:name="List Table 5 Dark Accent 2" w:uiPriority="50"/>
+    <w:lsdException w:name="List Table 6 Colorful Accent 2" w:uiPriority="51"/>
+    <w:lsdException w:name="List Table 7 Colorful Accent 2" w:uiPriority="52"/>
+    <w:lsdException w:name="List Table 1 Light Accent 3" w:uiPriority="46"/>
+    <w:lsdException w:name="List Table 2 Accent 3" w:uiPriority="47"/>
+    <w:lsdException w:name="List Table 3 Accent 3" w:uiPriority="48"/>
+    <w:lsdException w:name="List Table 4 Accent 3" w:uiPriority="49"/>
+    <w:lsdException w:name="List Table 5 Dark Accent 3" w:uiPriority="50"/>
+    <w:lsdException w:name="List Table 6 Colorful Accent 3" w:uiPriority="51"/>
+    <w:lsdException w:name="List Table 7 Colorful Accent 3" w:uiPriority="52"/>
+    <w:lsdException w:name="List Table 1 Light Accent 4" w:uiPriority="46"/>
+    <w:lsdException w:name="List Table 2 Accent 4" w:uiPriority="47"/>
+    <w:lsdException w:name="List Table 3 Accent 4" w:uiPriority="48"/>
+    <w:lsdException w:name="List Table 4 Accent 4" w:uiPriority="49"/>
+    <w:lsdException w:name="List Table 5 Dark Accent 4" w:uiPriority="50"/>
+    <w:lsdException w:name="List Table 6 Colorful Accent 4" w:uiPriority="51"/>
+    <w:lsdException w:name="List Table 7 Colorful Accent 4" w:uiPriority="52"/>
+    <w:lsdException w:name="List Table 1 Light Accent 5" w:uiPriority="46"/>
+    <w:lsdException w:name="List Table 2 Accent 5" w:uiPriority="47"/>
+    <w:lsdException w:name="List Table 3 Accent 5" w:uiPriority="48"/>
+    <w:lsdException w:name="List Table 4 Accent 5" w:uiPriority="49"/>
+    <w:lsdException w:name="List Table 5 Dark Accent 5" w:uiPriority="50"/>
+    <w:lsdException w:name="List Table 6 Colorful Accent 5" w:uiPriority="51"/>
+    <w:lsdException w:name="List Table 7 Colorful Accent 5" w:uiPriority="52"/>
+    <w:lsdException w:name="List Table 1 Light Accent 6" w:uiPriority="46"/>
+    <w:lsdException w:name="List Table 2 Accent 6" w:uiPriority="47"/>
+    <w:lsdException w:name="List Table 3 Accent 6" w:uiPriority="48"/>
+    <w:lsdException w:name="List Table 4 Accent 6" w:uiPriority="49"/>
+    <w:lsdException w:name="List Table 5 Dark Accent 6" w:uiPriority="50"/>
+    <w:lsdException w:name="List Table 6 Colorful Accent 6" w:uiPriority="51"/>
+    <w:lsdException w:name="List Table 7 Colorful Accent 6" w:uiPriority="52"/>
+    <w:lsdException w:name="Mention" w:semiHidden="1" w:unhideWhenUsed="1"/>
+    <w:lsdException w:name="Smart Hyperlink" w:semiHidden="1" w:unhideWhenUsed="1"/>
+    <w:lsdException w:name="Hashtag" w:semiHidden="1" w:unhideWhenUsed="1"/>
+    <w:lsdException w:name="Unresolved Mention" w:semiHidden="1" w:unhideWhenUsed="1"/>
+    <w:lsdException w:name="Smart Link" w:semiHidden="1" w:unhideWhenUsed="1"/>
+  </w:latentStyles>
+  <w:style w:type="paragraph" w:default="1" w:styleId="Normal">
+    <w:name w:val="Normal"/>
+    <w:qFormat/>
   </w:style>
-  <w:style w:type="paragraph" w:styleId="Normal" w:default="1">
-    <w:name w:val="normal"/>
-  </w:style>
-  <w:style w:type="paragraph" w:styleId="Heading1">
+  <w:style w:type="paragraph" w:styleId="Ttulo1">
     <w:name w:val="heading 1"/>
     <w:basedOn w:val="Normal"/>
     <w:next w:val="Normal"/>
+    <w:link w:val="Ttulo1Car"/>
+    <w:uiPriority w:val="9"/>
+    <w:qFormat/>
     <w:pPr>
-      <w:keepNext w:val="1"/>
-      <w:keepLines w:val="1"/>
-      <w:pageBreakBefore w:val="0"/>
-      <w:spacing w:after="120" w:before="400" w:lineRule="auto"/>
+      <w:keepNext/>
+      <w:keepLines/>
+      <w:spacing w:before="400" w:after="120"/>
+      <w:outlineLvl w:val="0"/>
     </w:pPr>
     <w:rPr>
       <w:sz w:val="40"/>
       <w:szCs w:val="40"/>
     </w:rPr>
   </w:style>
-  <w:style w:type="paragraph" w:styleId="Heading2">
+  <w:style w:type="paragraph" w:styleId="Ttulo2">
     <w:name w:val="heading 2"/>
     <w:basedOn w:val="Normal"/>
     <w:next w:val="Normal"/>
+    <w:uiPriority w:val="9"/>
+    <w:semiHidden/>
+    <w:unhideWhenUsed/>
+    <w:qFormat/>
     <w:pPr>
-      <w:keepNext w:val="1"/>
-      <w:keepLines w:val="1"/>
-      <w:pageBreakBefore w:val="0"/>
-      <w:spacing w:after="120" w:before="360" w:lineRule="auto"/>
+      <w:keepNext/>
+      <w:keepLines/>
+      <w:spacing w:before="360" w:after="120"/>
+      <w:outlineLvl w:val="1"/>
     </w:pPr>
     <w:rPr>
-      <w:b w:val="0"/>
-      <w:bCs w:val="0"/>
       <w:sz w:val="32"/>
       <w:szCs w:val="32"/>
     </w:rPr>
   </w:style>
-  <w:style w:type="paragraph" w:styleId="Heading3">
+  <w:style w:type="paragraph" w:styleId="Ttulo3">
     <w:name w:val="heading 3"/>
     <w:basedOn w:val="Normal"/>
     <w:next w:val="Normal"/>
+    <w:uiPriority w:val="9"/>
+    <w:semiHidden/>
+    <w:unhideWhenUsed/>
+    <w:qFormat/>
     <w:pPr>
-      <w:keepNext w:val="1"/>
-      <w:keepLines w:val="1"/>
-      <w:pageBreakBefore w:val="0"/>
-      <w:spacing w:after="80" w:before="320" w:lineRule="auto"/>
+      <w:keepNext/>
+      <w:keepLines/>
+      <w:spacing w:before="320" w:after="80"/>
+      <w:outlineLvl w:val="2"/>
     </w:pPr>
     <w:rPr>
-      <w:b w:val="0"/>
-      <w:bCs w:val="0"/>
       <w:color w:val="434343"/>
       <w:sz w:val="28"/>
       <w:szCs w:val="28"/>
     </w:rPr>
   </w:style>
-  <w:style w:type="paragraph" w:styleId="Heading4">
+  <w:style w:type="paragraph" w:styleId="Ttulo4">
     <w:name w:val="heading 4"/>
     <w:basedOn w:val="Normal"/>
     <w:next w:val="Normal"/>
+    <w:uiPriority w:val="9"/>
+    <w:semiHidden/>
+    <w:unhideWhenUsed/>
+    <w:qFormat/>
     <w:pPr>
-      <w:keepNext w:val="1"/>
-      <w:keepLines w:val="1"/>
-      <w:pageBreakBefore w:val="0"/>
-      <w:spacing w:after="80" w:before="280" w:lineRule="auto"/>
+      <w:keepNext/>
+      <w:keepLines/>
+      <w:spacing w:before="280" w:after="80"/>
+      <w:outlineLvl w:val="3"/>
     </w:pPr>
     <w:rPr>
       <w:color w:val="666666"/>
@@ -1339,72 +1714,141 @@
       <w:szCs w:val="24"/>
     </w:rPr>
   </w:style>
-  <w:style w:type="paragraph" w:styleId="Heading5">
+  <w:style w:type="paragraph" w:styleId="Ttulo5">
     <w:name w:val="heading 5"/>
     <w:basedOn w:val="Normal"/>
     <w:next w:val="Normal"/>
+    <w:uiPriority w:val="9"/>
+    <w:semiHidden/>
+    <w:unhideWhenUsed/>
+    <w:qFormat/>
     <w:pPr>
-      <w:keepNext w:val="1"/>
-      <w:keepLines w:val="1"/>
-      <w:pageBreakBefore w:val="0"/>
-      <w:spacing w:after="80" w:before="240" w:lineRule="auto"/>
+      <w:keepNext/>
+      <w:keepLines/>
+      <w:spacing w:before="240" w:after="80"/>
+      <w:outlineLvl w:val="4"/>
     </w:pPr>
     <w:rPr>
       <w:color w:val="666666"/>
-      <w:sz w:val="22"/>
-      <w:szCs w:val="22"/>
     </w:rPr>
   </w:style>
-  <w:style w:type="paragraph" w:styleId="Heading6">
+  <w:style w:type="paragraph" w:styleId="Ttulo6">
     <w:name w:val="heading 6"/>
     <w:basedOn w:val="Normal"/>
     <w:next w:val="Normal"/>
+    <w:uiPriority w:val="9"/>
+    <w:semiHidden/>
+    <w:unhideWhenUsed/>
+    <w:qFormat/>
     <w:pPr>
-      <w:keepNext w:val="1"/>
-      <w:keepLines w:val="1"/>
-      <w:pageBreakBefore w:val="0"/>
-      <w:spacing w:after="80" w:before="240" w:lineRule="auto"/>
+      <w:keepNext/>
+      <w:keepLines/>
+      <w:spacing w:before="240" w:after="80"/>
+      <w:outlineLvl w:val="5"/>
     </w:pPr>
     <w:rPr>
-      <w:i w:val="1"/>
-      <w:iCs w:val="1"/>
+      <w:i/>
+      <w:iCs/>
       <w:color w:val="666666"/>
-      <w:sz w:val="22"/>
-      <w:szCs w:val="22"/>
     </w:rPr>
   </w:style>
-  <w:style w:type="paragraph" w:styleId="Title">
+  <w:style w:type="character" w:default="1" w:styleId="Fuentedeprrafopredeter">
+    <w:name w:val="Default Paragraph Font"/>
+    <w:uiPriority w:val="1"/>
+    <w:semiHidden/>
+    <w:unhideWhenUsed/>
+  </w:style>
+  <w:style w:type="table" w:default="1" w:styleId="Tablanormal">
+    <w:name w:val="Normal Table"/>
+    <w:uiPriority w:val="99"/>
+    <w:semiHidden/>
+    <w:unhideWhenUsed/>
+    <w:tblPr>
+      <w:tblInd w:w="0" w:type="dxa"/>
+      <w:tblCellMar>
+        <w:top w:w="0" w:type="dxa"/>
+        <w:left w:w="108" w:type="dxa"/>
+        <w:bottom w:w="0" w:type="dxa"/>
+        <w:right w:w="108" w:type="dxa"/>
+      </w:tblCellMar>
+    </w:tblPr>
+  </w:style>
+  <w:style w:type="numbering" w:default="1" w:styleId="Sinlista">
+    <w:name w:val="No List"/>
+    <w:uiPriority w:val="99"/>
+    <w:semiHidden/>
+    <w:unhideWhenUsed/>
+  </w:style>
+  <w:style w:type="table" w:customStyle="1" w:styleId="TableNormal">
+    <w:name w:val="TableNormal"/>
+    <w:tblPr>
+      <w:tblCellMar>
+        <w:top w:w="100" w:type="dxa"/>
+        <w:left w:w="100" w:type="dxa"/>
+        <w:bottom w:w="100" w:type="dxa"/>
+        <w:right w:w="100" w:type="dxa"/>
+      </w:tblCellMar>
+    </w:tblPr>
+  </w:style>
+  <w:style w:type="paragraph" w:styleId="Ttulo">
     <w:name w:val="Title"/>
     <w:basedOn w:val="Normal"/>
     <w:next w:val="Normal"/>
+    <w:uiPriority w:val="10"/>
+    <w:qFormat/>
     <w:pPr>
-      <w:keepNext w:val="1"/>
-      <w:keepLines w:val="1"/>
-      <w:pageBreakBefore w:val="0"/>
-      <w:spacing w:after="60" w:before="0" w:lineRule="auto"/>
+      <w:keepNext/>
+      <w:keepLines/>
+      <w:spacing w:after="60"/>
     </w:pPr>
     <w:rPr>
       <w:sz w:val="52"/>
       <w:szCs w:val="52"/>
     </w:rPr>
   </w:style>
-  <w:style w:type="paragraph" w:styleId="Subtitle">
+  <w:style w:type="paragraph" w:styleId="Subttulo">
     <w:name w:val="Subtitle"/>
     <w:basedOn w:val="Normal"/>
     <w:next w:val="Normal"/>
+    <w:uiPriority w:val="11"/>
+    <w:qFormat/>
     <w:pPr>
-      <w:keepNext w:val="1"/>
-      <w:keepLines w:val="1"/>
-      <w:pageBreakBefore w:val="0"/>
-      <w:spacing w:after="320" w:before="0" w:lineRule="auto"/>
+      <w:keepNext/>
+      <w:keepLines/>
+      <w:spacing w:after="320"/>
     </w:pPr>
     <w:rPr>
-      <w:rFonts w:ascii="Arial" w:cs="Arial" w:eastAsia="Arial" w:hAnsi="Arial"/>
-      <w:i w:val="0"/>
-      <w:iCs w:val="0"/>
       <w:color w:val="666666"/>
       <w:sz w:val="30"/>
       <w:szCs w:val="30"/>
+    </w:rPr>
+  </w:style>
+  <w:style w:type="character" w:customStyle="1" w:styleId="Ttulo1Car">
+    <w:name w:val="Título 1 Car"/>
+    <w:basedOn w:val="Fuentedeprrafopredeter"/>
+    <w:link w:val="Ttulo1"/>
+    <w:uiPriority w:val="9"/>
+    <w:rsid w:val="00D525F1"/>
+    <w:rPr>
+      <w:sz w:val="40"/>
+      <w:szCs w:val="40"/>
+    </w:rPr>
+  </w:style>
+  <w:style w:type="paragraph" w:styleId="NormalWeb">
+    <w:name w:val="Normal (Web)"/>
+    <w:basedOn w:val="Normal"/>
+    <w:uiPriority w:val="99"/>
+    <w:semiHidden/>
+    <w:unhideWhenUsed/>
+    <w:rsid w:val="00D525F1"/>
+    <w:pPr>
+      <w:spacing w:before="100" w:beforeAutospacing="1" w:after="100" w:afterAutospacing="1" w:line="240" w:lineRule="auto"/>
+    </w:pPr>
+    <w:rPr>
+      <w:rFonts w:ascii="Times New Roman" w:eastAsia="Times New Roman" w:hAnsi="Times New Roman" w:cs="Times New Roman"/>
+      <w:sz w:val="24"/>
+      <w:szCs w:val="24"/>
+      <w:lang w:val="es-ES"/>
     </w:rPr>
   </w:style>
 </w:styles>

--- a/TPI entrega 1 .docx
+++ b/TPI entrega 1 .docx
@@ -1,6 +1,6 @@
 
 <file path=word/document.xml><?xml version="1.0" encoding="utf-8"?>
-<w:document xmlns:wpc="http://schemas.microsoft.com/office/word/2010/wordprocessingCanvas" xmlns:cx="http://schemas.microsoft.com/office/drawing/2014/chartex" xmlns:cx1="http://schemas.microsoft.com/office/drawing/2015/9/8/chartex" xmlns:cx2="http://schemas.microsoft.com/office/drawing/2015/10/21/chartex" xmlns:cx3="http://schemas.microsoft.com/office/drawing/2016/5/9/chartex" xmlns:cx4="http://schemas.microsoft.com/office/drawing/2016/5/10/chartex" xmlns:cx5="http://schemas.microsoft.com/office/drawing/2016/5/11/chartex" xmlns:cx6="http://schemas.microsoft.com/office/drawing/2016/5/12/chartex" xmlns:cx7="http://schemas.microsoft.com/office/drawing/2016/5/13/chartex" xmlns:cx8="http://schemas.microsoft.com/office/drawing/2016/5/14/chartex" xmlns:mc="http://schemas.openxmlformats.org/markup-compatibility/2006" xmlns:aink="http://schemas.microsoft.com/office/drawing/2016/ink" xmlns:am3d="http://schemas.microsoft.com/office/drawing/2017/model3d" xmlns:o="urn:schemas-microsoft-com:office:office" xmlns:oel="http://schemas.microsoft.com/office/2019/extlst" xmlns:r="http://schemas.openxmlformats.org/officeDocument/2006/relationships" xmlns:m="http://schemas.openxmlformats.org/officeDocument/2006/math" xmlns:v="urn:schemas-microsoft-com:vml" xmlns:wp14="http://schemas.microsoft.com/office/word/2010/wordprocessingDrawing" xmlns:wp="http://schemas.openxmlformats.org/drawingml/2006/wordprocessingDrawing" xmlns:w10="urn:schemas-microsoft-com:office:word" xmlns:w="http://schemas.openxmlformats.org/wordprocessingml/2006/main" xmlns:w14="http://schemas.microsoft.com/office/word/2010/wordml" xmlns:w15="http://schemas.microsoft.com/office/word/2012/wordml" xmlns:w16cex="http://schemas.microsoft.com/office/word/2018/wordml/cex" xmlns:w16cid="http://schemas.microsoft.com/office/word/2016/wordml/cid" xmlns:w16="http://schemas.microsoft.com/office/word/2018/wordml" xmlns:w16du="http://schemas.microsoft.com/office/word/2023/wordml/word16du" xmlns:w16sdtdh="http://schemas.microsoft.com/office/word/2020/wordml/sdtdatahash" xmlns:w16sdtfl="http://schemas.microsoft.com/office/word/2024/wordml/sdtformatlock" xmlns:w16se="http://schemas.microsoft.com/office/word/2015/wordml/symex" xmlns:wpg="http://schemas.microsoft.com/office/word/2010/wordprocessingGroup" xmlns:wpi="http://schemas.microsoft.com/office/word/2010/wordprocessingInk" xmlns:wne="http://schemas.microsoft.com/office/word/2006/wordml" xmlns:wps="http://schemas.microsoft.com/office/word/2010/wordprocessingShape" mc:Ignorable="w14 w15 w16se w16cid w16 w16cex w16sdtdh w16sdtfl w16du wp14">
+<w:document xmlns:wpc="http://schemas.microsoft.com/office/word/2010/wordprocessingCanvas" xmlns:cx="http://schemas.microsoft.com/office/drawing/2014/chartex" xmlns:cx1="http://schemas.microsoft.com/office/drawing/2015/9/8/chartex" xmlns:cx2="http://schemas.microsoft.com/office/drawing/2015/10/21/chartex" xmlns:cx3="http://schemas.microsoft.com/office/drawing/2016/5/9/chartex" xmlns:cx4="http://schemas.microsoft.com/office/drawing/2016/5/10/chartex" xmlns:cx5="http://schemas.microsoft.com/office/drawing/2016/5/11/chartex" xmlns:cx6="http://schemas.microsoft.com/office/drawing/2016/5/12/chartex" xmlns:cx7="http://schemas.microsoft.com/office/drawing/2016/5/13/chartex" xmlns:cx8="http://schemas.microsoft.com/office/drawing/2016/5/14/chartex" xmlns:mc="http://schemas.openxmlformats.org/markup-compatibility/2006" xmlns:aink="http://schemas.microsoft.com/office/drawing/2016/ink" xmlns:am3d="http://schemas.microsoft.com/office/drawing/2017/model3d" xmlns:o="urn:schemas-microsoft-com:office:office" xmlns:r="http://schemas.openxmlformats.org/officeDocument/2006/relationships" xmlns:m="http://schemas.openxmlformats.org/officeDocument/2006/math" xmlns:v="urn:schemas-microsoft-com:vml" xmlns:wp14="http://schemas.microsoft.com/office/word/2010/wordprocessingDrawing" xmlns:wp="http://schemas.openxmlformats.org/drawingml/2006/wordprocessingDrawing" xmlns:w10="urn:schemas-microsoft-com:office:word" xmlns:w="http://schemas.openxmlformats.org/wordprocessingml/2006/main" xmlns:w14="http://schemas.microsoft.com/office/word/2010/wordml" xmlns:w15="http://schemas.microsoft.com/office/word/2012/wordml" xmlns:w16cid="http://schemas.microsoft.com/office/word/2016/wordml/cid" xmlns:w16se="http://schemas.microsoft.com/office/word/2015/wordml/symex" xmlns:wpg="http://schemas.microsoft.com/office/word/2010/wordprocessingGroup" xmlns:wpi="http://schemas.microsoft.com/office/word/2010/wordprocessingInk" xmlns:wne="http://schemas.microsoft.com/office/word/2006/wordml" xmlns:wps="http://schemas.microsoft.com/office/word/2010/wordprocessingShape" mc:Ignorable="w14 w15 w16se w16cid wp14">
   <w:body>
     <w:p>
       <w:pPr>
@@ -143,8 +143,13 @@
       </w:r>
       <w:proofErr w:type="spellEnd"/>
       <w:r>
-        <w:t xml:space="preserve"> Laura Achetta</w:t>
-      </w:r>
+        <w:t xml:space="preserve"> Laura </w:t>
+      </w:r>
+      <w:proofErr w:type="spellStart"/>
+      <w:r>
+        <w:t>Achetta</w:t>
+      </w:r>
+      <w:proofErr w:type="spellEnd"/>
     </w:p>
     <w:p>
       <w:pPr>
@@ -404,6 +409,7 @@
           <w:docPartUnique/>
         </w:docPartObj>
       </w:sdtPr>
+      <w:sdtEndPr/>
       <w:sdtContent>
         <w:p>
           <w:pPr>
@@ -629,7 +635,10 @@
         <w:spacing w:line="360" w:lineRule="auto"/>
       </w:pPr>
       <w:r>
-        <w:t>Coloca un nombre a tu grupo, breve presentación y crea un logotipo.</w:t>
+        <w:t>Coloca un nombre a tu grupo, breve presenta</w:t>
+      </w:r>
+      <w:r>
+        <w:t>ción y crea un logotipo.</w:t>
       </w:r>
     </w:p>
     <w:p>
@@ -668,7 +677,10 @@
         <w:spacing w:after="40" w:line="360" w:lineRule="auto"/>
       </w:pPr>
       <w:r>
-        <w:t>Anexo: coloca imágenes de las páginas, links consultados para la elicitación, comenta qué relevantes en cada caso.</w:t>
+        <w:t>Anexo: coloca imágenes de las páginas, links consultados para la elici</w:t>
+      </w:r>
+      <w:r>
+        <w:t>tación, comenta qué relevantes en cada caso.</w:t>
       </w:r>
     </w:p>
     <w:p>
@@ -676,9 +688,13 @@
         <w:pStyle w:val="Ttulo1"/>
         <w:shd w:val="clear" w:color="auto" w:fill="FFFFFF"/>
         <w:spacing w:after="0"/>
-      </w:pPr>
-      <w:r>
-        <w:rPr>
+        <w:rPr>
+          <w:b/>
+        </w:rPr>
+      </w:pPr>
+      <w:r>
+        <w:rPr>
+          <w:b/>
           <w:noProof/>
           <w:bdr w:val="none" w:sz="0" w:space="0" w:color="auto" w:frame="1"/>
         </w:rPr>
@@ -747,6 +763,7 @@
       </w:r>
       <w:r>
         <w:rPr>
+          <w:b/>
           <w:color w:val="000000"/>
           <w:sz w:val="24"/>
           <w:szCs w:val="24"/>
@@ -802,6 +819,142 @@
           <w:szCs w:val="22"/>
         </w:rPr>
         <w:t>Creemos que la tecnología debe ser accesible, práctica y fácil de utilizar. Por eso trabajamos en el desarrollo de aplicaciones que permitan resolver necesidades reales de manera simple y eficiente, ayudando a las personas a gestionar mejor sus actividades y tomar decisiones con mayor facilidad.</w:t>
+      </w:r>
+    </w:p>
+    <w:p>
+      <w:pPr>
+        <w:pStyle w:val="Ttulo1"/>
+        <w:spacing w:before="200" w:after="200"/>
+        <w:jc w:val="both"/>
+        <w:rPr>
+          <w:b/>
+        </w:rPr>
+      </w:pPr>
+      <w:bookmarkStart w:id="2" w:name="_GoBack"/>
+      <w:r>
+        <w:rPr>
+          <w:b/>
+          <w:color w:val="000000"/>
+          <w:sz w:val="24"/>
+          <w:szCs w:val="24"/>
+          <w:u w:val="single"/>
+        </w:rPr>
+        <w:t>Enunciado del caso de estudio </w:t>
+      </w:r>
+    </w:p>
+    <w:bookmarkEnd w:id="2"/>
+    <w:p>
+      <w:pPr>
+        <w:pStyle w:val="NormalWeb"/>
+        <w:spacing w:before="200" w:beforeAutospacing="0" w:after="200" w:afterAutospacing="0"/>
+        <w:jc w:val="both"/>
+      </w:pPr>
+      <w:r>
+        <w:rPr>
+          <w:rFonts w:ascii="Arial" w:hAnsi="Arial" w:cs="Arial"/>
+          <w:color w:val="000000"/>
+          <w:sz w:val="22"/>
+          <w:szCs w:val="22"/>
+        </w:rPr>
+        <w:t>Se necesita un software para las personas interesadas en participar en retiros holísticos. </w:t>
+      </w:r>
+    </w:p>
+    <w:p>
+      <w:pPr>
+        <w:pStyle w:val="NormalWeb"/>
+        <w:spacing w:before="200" w:beforeAutospacing="0" w:after="200" w:afterAutospacing="0"/>
+        <w:jc w:val="both"/>
+      </w:pPr>
+      <w:r>
+        <w:rPr>
+          <w:rFonts w:ascii="Arial" w:hAnsi="Arial" w:cs="Arial"/>
+          <w:color w:val="000000"/>
+          <w:sz w:val="22"/>
+          <w:szCs w:val="22"/>
+        </w:rPr>
+        <w:t xml:space="preserve">Actualmente la gran problemática es que toda la información se organiza en planillas de </w:t>
+      </w:r>
+      <w:proofErr w:type="spellStart"/>
+      <w:r>
+        <w:rPr>
+          <w:rFonts w:ascii="Arial" w:hAnsi="Arial" w:cs="Arial"/>
+          <w:color w:val="000000"/>
+          <w:sz w:val="22"/>
+          <w:szCs w:val="22"/>
+        </w:rPr>
+        <w:t>excel</w:t>
+      </w:r>
+      <w:proofErr w:type="spellEnd"/>
+      <w:r>
+        <w:rPr>
+          <w:rFonts w:ascii="Arial" w:hAnsi="Arial" w:cs="Arial"/>
+          <w:color w:val="000000"/>
+          <w:sz w:val="22"/>
+          <w:szCs w:val="22"/>
+        </w:rPr>
+        <w:t xml:space="preserve"> o en papel lo que dificulta en algunos casos la organización, decisión, recordatorios. Dentro de estas planillas se registran datos como ubicación, precio, fecha de inicio y finalización, estado, temática principal (agregar temáticas), cronograma, datos de contacto del coordinador y observaciones personales. </w:t>
+      </w:r>
+    </w:p>
+    <w:p>
+      <w:pPr>
+        <w:pStyle w:val="NormalWeb"/>
+        <w:spacing w:before="200" w:beforeAutospacing="0" w:after="200" w:afterAutospacing="0"/>
+        <w:jc w:val="both"/>
+      </w:pPr>
+      <w:r>
+        <w:rPr>
+          <w:rFonts w:ascii="Arial" w:hAnsi="Arial" w:cs="Arial"/>
+          <w:color w:val="000000"/>
+          <w:sz w:val="22"/>
+          <w:szCs w:val="22"/>
+        </w:rPr>
+        <w:t xml:space="preserve">Por este motivo se necesita un software capaz de centralizar y organizar toda la información relacionada con el tema. </w:t>
+      </w:r>
+      <w:proofErr w:type="gramStart"/>
+      <w:r>
+        <w:rPr>
+          <w:rFonts w:ascii="Arial" w:hAnsi="Arial" w:cs="Arial"/>
+          <w:color w:val="000000"/>
+          <w:sz w:val="22"/>
+          <w:szCs w:val="22"/>
+        </w:rPr>
+        <w:t>Además</w:t>
+      </w:r>
+      <w:proofErr w:type="gramEnd"/>
+      <w:r>
+        <w:rPr>
+          <w:rFonts w:ascii="Arial" w:hAnsi="Arial" w:cs="Arial"/>
+          <w:color w:val="000000"/>
+          <w:sz w:val="22"/>
+          <w:szCs w:val="22"/>
+        </w:rPr>
+        <w:t xml:space="preserve"> debe permitir registrar retiros, clasificarla según actividades, ubicación, estado (pagado, interesado, reservado realizado), rango de fecha, costo. </w:t>
+      </w:r>
+    </w:p>
+    <w:p>
+      <w:pPr>
+        <w:pStyle w:val="NormalWeb"/>
+        <w:spacing w:before="200" w:beforeAutospacing="0" w:after="200" w:afterAutospacing="0"/>
+        <w:jc w:val="both"/>
+      </w:pPr>
+      <w:r>
+        <w:rPr>
+          <w:rFonts w:ascii="Arial" w:hAnsi="Arial" w:cs="Arial"/>
+          <w:color w:val="000000"/>
+          <w:sz w:val="22"/>
+          <w:szCs w:val="22"/>
+        </w:rPr>
+        <w:t xml:space="preserve">Asimismo, el sistema deberá permitir planificar pagos asociados a los retiros, registrar acompañantes, almacenar comentarios sobre las experiencias vividas, realizar valoraciones personales y mantener un historial de los retiros realizados. También deberá facilitar la </w:t>
+      </w:r>
+      <w:r>
+        <w:rPr>
+          <w:rFonts w:ascii="Arial" w:hAnsi="Arial" w:cs="Arial"/>
+          <w:color w:val="000000"/>
+          <w:sz w:val="22"/>
+          <w:szCs w:val="22"/>
+        </w:rPr>
+        <w:lastRenderedPageBreak/>
+        <w:t>búsqueda y aplicación de filtros para encontrar rápidamente la información deseada, compartir datos de un retiro con otros usuarios interesados y generar alertas cuando se acerquen las fechas de pago, reserva o inicio de un retiro. </w:t>
       </w:r>
     </w:p>
     <w:p>
@@ -824,7 +977,7 @@
 </file>
 
 <file path=word/endnotes.xml><?xml version="1.0" encoding="utf-8"?>
-<w:endnotes xmlns:wpc="http://schemas.microsoft.com/office/word/2010/wordprocessingCanvas" xmlns:cx="http://schemas.microsoft.com/office/drawing/2014/chartex" xmlns:cx1="http://schemas.microsoft.com/office/drawing/2015/9/8/chartex" xmlns:cx2="http://schemas.microsoft.com/office/drawing/2015/10/21/chartex" xmlns:cx3="http://schemas.microsoft.com/office/drawing/2016/5/9/chartex" xmlns:cx4="http://schemas.microsoft.com/office/drawing/2016/5/10/chartex" xmlns:cx5="http://schemas.microsoft.com/office/drawing/2016/5/11/chartex" xmlns:cx6="http://schemas.microsoft.com/office/drawing/2016/5/12/chartex" xmlns:cx7="http://schemas.microsoft.com/office/drawing/2016/5/13/chartex" xmlns:cx8="http://schemas.microsoft.com/office/drawing/2016/5/14/chartex" xmlns:mc="http://schemas.openxmlformats.org/markup-compatibility/2006" xmlns:aink="http://schemas.microsoft.com/office/drawing/2016/ink" xmlns:am3d="http://schemas.microsoft.com/office/drawing/2017/model3d" xmlns:o="urn:schemas-microsoft-com:office:office" xmlns:oel="http://schemas.microsoft.com/office/2019/extlst" xmlns:r="http://schemas.openxmlformats.org/officeDocument/2006/relationships" xmlns:m="http://schemas.openxmlformats.org/officeDocument/2006/math" xmlns:v="urn:schemas-microsoft-com:vml" xmlns:wp14="http://schemas.microsoft.com/office/word/2010/wordprocessingDrawing" xmlns:wp="http://schemas.openxmlformats.org/drawingml/2006/wordprocessingDrawing" xmlns:w10="urn:schemas-microsoft-com:office:word" xmlns:w="http://schemas.openxmlformats.org/wordprocessingml/2006/main" xmlns:w14="http://schemas.microsoft.com/office/word/2010/wordml" xmlns:w15="http://schemas.microsoft.com/office/word/2012/wordml" xmlns:w16cex="http://schemas.microsoft.com/office/word/2018/wordml/cex" xmlns:w16cid="http://schemas.microsoft.com/office/word/2016/wordml/cid" xmlns:w16="http://schemas.microsoft.com/office/word/2018/wordml" xmlns:w16du="http://schemas.microsoft.com/office/word/2023/wordml/word16du" xmlns:w16sdtdh="http://schemas.microsoft.com/office/word/2020/wordml/sdtdatahash" xmlns:w16sdtfl="http://schemas.microsoft.com/office/word/2024/wordml/sdtformatlock" xmlns:w16se="http://schemas.microsoft.com/office/word/2015/wordml/symex" xmlns:wpg="http://schemas.microsoft.com/office/word/2010/wordprocessingGroup" xmlns:wpi="http://schemas.microsoft.com/office/word/2010/wordprocessingInk" xmlns:wne="http://schemas.microsoft.com/office/word/2006/wordml" xmlns:wps="http://schemas.microsoft.com/office/word/2010/wordprocessingShape" mc:Ignorable="w14 w15 w16se w16cid w16 w16cex w16sdtdh w16sdtfl w16du wp14">
+<w:endnotes xmlns:wpc="http://schemas.microsoft.com/office/word/2010/wordprocessingCanvas" xmlns:cx="http://schemas.microsoft.com/office/drawing/2014/chartex" xmlns:cx1="http://schemas.microsoft.com/office/drawing/2015/9/8/chartex" xmlns:cx2="http://schemas.microsoft.com/office/drawing/2015/10/21/chartex" xmlns:cx3="http://schemas.microsoft.com/office/drawing/2016/5/9/chartex" xmlns:cx4="http://schemas.microsoft.com/office/drawing/2016/5/10/chartex" xmlns:cx5="http://schemas.microsoft.com/office/drawing/2016/5/11/chartex" xmlns:cx6="http://schemas.microsoft.com/office/drawing/2016/5/12/chartex" xmlns:cx7="http://schemas.microsoft.com/office/drawing/2016/5/13/chartex" xmlns:cx8="http://schemas.microsoft.com/office/drawing/2016/5/14/chartex" xmlns:mc="http://schemas.openxmlformats.org/markup-compatibility/2006" xmlns:aink="http://schemas.microsoft.com/office/drawing/2016/ink" xmlns:am3d="http://schemas.microsoft.com/office/drawing/2017/model3d" xmlns:o="urn:schemas-microsoft-com:office:office" xmlns:r="http://schemas.openxmlformats.org/officeDocument/2006/relationships" xmlns:m="http://schemas.openxmlformats.org/officeDocument/2006/math" xmlns:v="urn:schemas-microsoft-com:vml" xmlns:wp14="http://schemas.microsoft.com/office/word/2010/wordprocessingDrawing" xmlns:wp="http://schemas.openxmlformats.org/drawingml/2006/wordprocessingDrawing" xmlns:w10="urn:schemas-microsoft-com:office:word" xmlns:w="http://schemas.openxmlformats.org/wordprocessingml/2006/main" xmlns:w14="http://schemas.microsoft.com/office/word/2010/wordml" xmlns:w15="http://schemas.microsoft.com/office/word/2012/wordml" xmlns:w16cid="http://schemas.microsoft.com/office/word/2016/wordml/cid" xmlns:w16se="http://schemas.microsoft.com/office/word/2015/wordml/symex" xmlns:wpg="http://schemas.microsoft.com/office/word/2010/wordprocessingGroup" xmlns:wpi="http://schemas.microsoft.com/office/word/2010/wordprocessingInk" xmlns:wne="http://schemas.microsoft.com/office/word/2006/wordml" xmlns:wps="http://schemas.microsoft.com/office/word/2010/wordprocessingShape" mc:Ignorable="w14 w15 w16se w16cid wp14">
   <w:endnote w:type="separator" w:id="-1">
     <w:p>
       <w:pPr>
@@ -849,13 +1002,13 @@
 </file>
 
 <file path=word/footer1.xml><?xml version="1.0" encoding="utf-8"?>
-<w:ftr xmlns:wpc="http://schemas.microsoft.com/office/word/2010/wordprocessingCanvas" xmlns:cx="http://schemas.microsoft.com/office/drawing/2014/chartex" xmlns:cx1="http://schemas.microsoft.com/office/drawing/2015/9/8/chartex" xmlns:cx2="http://schemas.microsoft.com/office/drawing/2015/10/21/chartex" xmlns:cx3="http://schemas.microsoft.com/office/drawing/2016/5/9/chartex" xmlns:cx4="http://schemas.microsoft.com/office/drawing/2016/5/10/chartex" xmlns:cx5="http://schemas.microsoft.com/office/drawing/2016/5/11/chartex" xmlns:cx6="http://schemas.microsoft.com/office/drawing/2016/5/12/chartex" xmlns:cx7="http://schemas.microsoft.com/office/drawing/2016/5/13/chartex" xmlns:cx8="http://schemas.microsoft.com/office/drawing/2016/5/14/chartex" xmlns:mc="http://schemas.openxmlformats.org/markup-compatibility/2006" xmlns:aink="http://schemas.microsoft.com/office/drawing/2016/ink" xmlns:am3d="http://schemas.microsoft.com/office/drawing/2017/model3d" xmlns:o="urn:schemas-microsoft-com:office:office" xmlns:oel="http://schemas.microsoft.com/office/2019/extlst" xmlns:r="http://schemas.openxmlformats.org/officeDocument/2006/relationships" xmlns:m="http://schemas.openxmlformats.org/officeDocument/2006/math" xmlns:v="urn:schemas-microsoft-com:vml" xmlns:wp14="http://schemas.microsoft.com/office/word/2010/wordprocessingDrawing" xmlns:wp="http://schemas.openxmlformats.org/drawingml/2006/wordprocessingDrawing" xmlns:w10="urn:schemas-microsoft-com:office:word" xmlns:w="http://schemas.openxmlformats.org/wordprocessingml/2006/main" xmlns:w14="http://schemas.microsoft.com/office/word/2010/wordml" xmlns:w15="http://schemas.microsoft.com/office/word/2012/wordml" xmlns:w16cex="http://schemas.microsoft.com/office/word/2018/wordml/cex" xmlns:w16cid="http://schemas.microsoft.com/office/word/2016/wordml/cid" xmlns:w16="http://schemas.microsoft.com/office/word/2018/wordml" xmlns:w16du="http://schemas.microsoft.com/office/word/2023/wordml/word16du" xmlns:w16sdtdh="http://schemas.microsoft.com/office/word/2020/wordml/sdtdatahash" xmlns:w16sdtfl="http://schemas.microsoft.com/office/word/2024/wordml/sdtformatlock" xmlns:w16se="http://schemas.microsoft.com/office/word/2015/wordml/symex" xmlns:wpg="http://schemas.microsoft.com/office/word/2010/wordprocessingGroup" xmlns:wpi="http://schemas.microsoft.com/office/word/2010/wordprocessingInk" xmlns:wne="http://schemas.microsoft.com/office/word/2006/wordml" xmlns:wps="http://schemas.microsoft.com/office/word/2010/wordprocessingShape" mc:Ignorable="w14 w15 w16se w16cid w16 w16cex w16sdtdh w16sdtfl w16du wp14">
+<w:ftr xmlns:wpc="http://schemas.microsoft.com/office/word/2010/wordprocessingCanvas" xmlns:cx="http://schemas.microsoft.com/office/drawing/2014/chartex" xmlns:cx1="http://schemas.microsoft.com/office/drawing/2015/9/8/chartex" xmlns:cx2="http://schemas.microsoft.com/office/drawing/2015/10/21/chartex" xmlns:cx3="http://schemas.microsoft.com/office/drawing/2016/5/9/chartex" xmlns:cx4="http://schemas.microsoft.com/office/drawing/2016/5/10/chartex" xmlns:cx5="http://schemas.microsoft.com/office/drawing/2016/5/11/chartex" xmlns:cx6="http://schemas.microsoft.com/office/drawing/2016/5/12/chartex" xmlns:cx7="http://schemas.microsoft.com/office/drawing/2016/5/13/chartex" xmlns:cx8="http://schemas.microsoft.com/office/drawing/2016/5/14/chartex" xmlns:mc="http://schemas.openxmlformats.org/markup-compatibility/2006" xmlns:aink="http://schemas.microsoft.com/office/drawing/2016/ink" xmlns:am3d="http://schemas.microsoft.com/office/drawing/2017/model3d" xmlns:o="urn:schemas-microsoft-com:office:office" xmlns:r="http://schemas.openxmlformats.org/officeDocument/2006/relationships" xmlns:m="http://schemas.openxmlformats.org/officeDocument/2006/math" xmlns:v="urn:schemas-microsoft-com:vml" xmlns:wp14="http://schemas.microsoft.com/office/word/2010/wordprocessingDrawing" xmlns:wp="http://schemas.openxmlformats.org/drawingml/2006/wordprocessingDrawing" xmlns:w10="urn:schemas-microsoft-com:office:word" xmlns:w="http://schemas.openxmlformats.org/wordprocessingml/2006/main" xmlns:w14="http://schemas.microsoft.com/office/word/2010/wordml" xmlns:w15="http://schemas.microsoft.com/office/word/2012/wordml" xmlns:w16cid="http://schemas.microsoft.com/office/word/2016/wordml/cid" xmlns:w16se="http://schemas.microsoft.com/office/word/2015/wordml/symex" xmlns:wpg="http://schemas.microsoft.com/office/word/2010/wordprocessingGroup" xmlns:wpi="http://schemas.microsoft.com/office/word/2010/wordprocessingInk" xmlns:wne="http://schemas.microsoft.com/office/word/2006/wordml" xmlns:wps="http://schemas.microsoft.com/office/word/2010/wordprocessingShape" mc:Ignorable="w14 w15 w16se w16cid wp14">
   <w:p/>
 </w:ftr>
 </file>
 
 <file path=word/footnotes.xml><?xml version="1.0" encoding="utf-8"?>
-<w:footnotes xmlns:wpc="http://schemas.microsoft.com/office/word/2010/wordprocessingCanvas" xmlns:cx="http://schemas.microsoft.com/office/drawing/2014/chartex" xmlns:cx1="http://schemas.microsoft.com/office/drawing/2015/9/8/chartex" xmlns:cx2="http://schemas.microsoft.com/office/drawing/2015/10/21/chartex" xmlns:cx3="http://schemas.microsoft.com/office/drawing/2016/5/9/chartex" xmlns:cx4="http://schemas.microsoft.com/office/drawing/2016/5/10/chartex" xmlns:cx5="http://schemas.microsoft.com/office/drawing/2016/5/11/chartex" xmlns:cx6="http://schemas.microsoft.com/office/drawing/2016/5/12/chartex" xmlns:cx7="http://schemas.microsoft.com/office/drawing/2016/5/13/chartex" xmlns:cx8="http://schemas.microsoft.com/office/drawing/2016/5/14/chartex" xmlns:mc="http://schemas.openxmlformats.org/markup-compatibility/2006" xmlns:aink="http://schemas.microsoft.com/office/drawing/2016/ink" xmlns:am3d="http://schemas.microsoft.com/office/drawing/2017/model3d" xmlns:o="urn:schemas-microsoft-com:office:office" xmlns:oel="http://schemas.microsoft.com/office/2019/extlst" xmlns:r="http://schemas.openxmlformats.org/officeDocument/2006/relationships" xmlns:m="http://schemas.openxmlformats.org/officeDocument/2006/math" xmlns:v="urn:schemas-microsoft-com:vml" xmlns:wp14="http://schemas.microsoft.com/office/word/2010/wordprocessingDrawing" xmlns:wp="http://schemas.openxmlformats.org/drawingml/2006/wordprocessingDrawing" xmlns:w10="urn:schemas-microsoft-com:office:word" xmlns:w="http://schemas.openxmlformats.org/wordprocessingml/2006/main" xmlns:w14="http://schemas.microsoft.com/office/word/2010/wordml" xmlns:w15="http://schemas.microsoft.com/office/word/2012/wordml" xmlns:w16cex="http://schemas.microsoft.com/office/word/2018/wordml/cex" xmlns:w16cid="http://schemas.microsoft.com/office/word/2016/wordml/cid" xmlns:w16="http://schemas.microsoft.com/office/word/2018/wordml" xmlns:w16du="http://schemas.microsoft.com/office/word/2023/wordml/word16du" xmlns:w16sdtdh="http://schemas.microsoft.com/office/word/2020/wordml/sdtdatahash" xmlns:w16sdtfl="http://schemas.microsoft.com/office/word/2024/wordml/sdtformatlock" xmlns:w16se="http://schemas.microsoft.com/office/word/2015/wordml/symex" xmlns:wpg="http://schemas.microsoft.com/office/word/2010/wordprocessingGroup" xmlns:wpi="http://schemas.microsoft.com/office/word/2010/wordprocessingInk" xmlns:wne="http://schemas.microsoft.com/office/word/2006/wordml" xmlns:wps="http://schemas.microsoft.com/office/word/2010/wordprocessingShape" mc:Ignorable="w14 w15 w16se w16cid w16 w16cex w16sdtdh w16sdtfl w16du wp14">
+<w:footnotes xmlns:wpc="http://schemas.microsoft.com/office/word/2010/wordprocessingCanvas" xmlns:cx="http://schemas.microsoft.com/office/drawing/2014/chartex" xmlns:cx1="http://schemas.microsoft.com/office/drawing/2015/9/8/chartex" xmlns:cx2="http://schemas.microsoft.com/office/drawing/2015/10/21/chartex" xmlns:cx3="http://schemas.microsoft.com/office/drawing/2016/5/9/chartex" xmlns:cx4="http://schemas.microsoft.com/office/drawing/2016/5/10/chartex" xmlns:cx5="http://schemas.microsoft.com/office/drawing/2016/5/11/chartex" xmlns:cx6="http://schemas.microsoft.com/office/drawing/2016/5/12/chartex" xmlns:cx7="http://schemas.microsoft.com/office/drawing/2016/5/13/chartex" xmlns:cx8="http://schemas.microsoft.com/office/drawing/2016/5/14/chartex" xmlns:mc="http://schemas.openxmlformats.org/markup-compatibility/2006" xmlns:aink="http://schemas.microsoft.com/office/drawing/2016/ink" xmlns:am3d="http://schemas.microsoft.com/office/drawing/2017/model3d" xmlns:o="urn:schemas-microsoft-com:office:office" xmlns:r="http://schemas.openxmlformats.org/officeDocument/2006/relationships" xmlns:m="http://schemas.openxmlformats.org/officeDocument/2006/math" xmlns:v="urn:schemas-microsoft-com:vml" xmlns:wp14="http://schemas.microsoft.com/office/word/2010/wordprocessingDrawing" xmlns:wp="http://schemas.openxmlformats.org/drawingml/2006/wordprocessingDrawing" xmlns:w10="urn:schemas-microsoft-com:office:word" xmlns:w="http://schemas.openxmlformats.org/wordprocessingml/2006/main" xmlns:w14="http://schemas.microsoft.com/office/word/2010/wordml" xmlns:w15="http://schemas.microsoft.com/office/word/2012/wordml" xmlns:w16cid="http://schemas.microsoft.com/office/word/2016/wordml/cid" xmlns:w16se="http://schemas.microsoft.com/office/word/2015/wordml/symex" xmlns:wpg="http://schemas.microsoft.com/office/word/2010/wordprocessingGroup" xmlns:wpi="http://schemas.microsoft.com/office/word/2010/wordprocessingInk" xmlns:wne="http://schemas.microsoft.com/office/word/2006/wordml" xmlns:wps="http://schemas.microsoft.com/office/word/2010/wordprocessingShape" mc:Ignorable="w14 w15 w16se w16cid wp14">
   <w:footnote w:type="separator" w:id="-1">
     <w:p>
       <w:pPr>
@@ -880,13 +1033,13 @@
 </file>
 
 <file path=word/header1.xml><?xml version="1.0" encoding="utf-8"?>
-<w:hdr xmlns:wpc="http://schemas.microsoft.com/office/word/2010/wordprocessingCanvas" xmlns:cx="http://schemas.microsoft.com/office/drawing/2014/chartex" xmlns:cx1="http://schemas.microsoft.com/office/drawing/2015/9/8/chartex" xmlns:cx2="http://schemas.microsoft.com/office/drawing/2015/10/21/chartex" xmlns:cx3="http://schemas.microsoft.com/office/drawing/2016/5/9/chartex" xmlns:cx4="http://schemas.microsoft.com/office/drawing/2016/5/10/chartex" xmlns:cx5="http://schemas.microsoft.com/office/drawing/2016/5/11/chartex" xmlns:cx6="http://schemas.microsoft.com/office/drawing/2016/5/12/chartex" xmlns:cx7="http://schemas.microsoft.com/office/drawing/2016/5/13/chartex" xmlns:cx8="http://schemas.microsoft.com/office/drawing/2016/5/14/chartex" xmlns:mc="http://schemas.openxmlformats.org/markup-compatibility/2006" xmlns:aink="http://schemas.microsoft.com/office/drawing/2016/ink" xmlns:am3d="http://schemas.microsoft.com/office/drawing/2017/model3d" xmlns:o="urn:schemas-microsoft-com:office:office" xmlns:oel="http://schemas.microsoft.com/office/2019/extlst" xmlns:r="http://schemas.openxmlformats.org/officeDocument/2006/relationships" xmlns:m="http://schemas.openxmlformats.org/officeDocument/2006/math" xmlns:v="urn:schemas-microsoft-com:vml" xmlns:wp14="http://schemas.microsoft.com/office/word/2010/wordprocessingDrawing" xmlns:wp="http://schemas.openxmlformats.org/drawingml/2006/wordprocessingDrawing" xmlns:w10="urn:schemas-microsoft-com:office:word" xmlns:w="http://schemas.openxmlformats.org/wordprocessingml/2006/main" xmlns:w14="http://schemas.microsoft.com/office/word/2010/wordml" xmlns:w15="http://schemas.microsoft.com/office/word/2012/wordml" xmlns:w16cex="http://schemas.microsoft.com/office/word/2018/wordml/cex" xmlns:w16cid="http://schemas.microsoft.com/office/word/2016/wordml/cid" xmlns:w16="http://schemas.microsoft.com/office/word/2018/wordml" xmlns:w16du="http://schemas.microsoft.com/office/word/2023/wordml/word16du" xmlns:w16sdtdh="http://schemas.microsoft.com/office/word/2020/wordml/sdtdatahash" xmlns:w16sdtfl="http://schemas.microsoft.com/office/word/2024/wordml/sdtformatlock" xmlns:w16se="http://schemas.microsoft.com/office/word/2015/wordml/symex" xmlns:wpg="http://schemas.microsoft.com/office/word/2010/wordprocessingGroup" xmlns:wpi="http://schemas.microsoft.com/office/word/2010/wordprocessingInk" xmlns:wne="http://schemas.microsoft.com/office/word/2006/wordml" xmlns:wps="http://schemas.microsoft.com/office/word/2010/wordprocessingShape" mc:Ignorable="w14 w15 w16se w16cid w16 w16cex w16sdtdh w16sdtfl w16du wp14">
+<w:hdr xmlns:wpc="http://schemas.microsoft.com/office/word/2010/wordprocessingCanvas" xmlns:cx="http://schemas.microsoft.com/office/drawing/2014/chartex" xmlns:cx1="http://schemas.microsoft.com/office/drawing/2015/9/8/chartex" xmlns:cx2="http://schemas.microsoft.com/office/drawing/2015/10/21/chartex" xmlns:cx3="http://schemas.microsoft.com/office/drawing/2016/5/9/chartex" xmlns:cx4="http://schemas.microsoft.com/office/drawing/2016/5/10/chartex" xmlns:cx5="http://schemas.microsoft.com/office/drawing/2016/5/11/chartex" xmlns:cx6="http://schemas.microsoft.com/office/drawing/2016/5/12/chartex" xmlns:cx7="http://schemas.microsoft.com/office/drawing/2016/5/13/chartex" xmlns:cx8="http://schemas.microsoft.com/office/drawing/2016/5/14/chartex" xmlns:mc="http://schemas.openxmlformats.org/markup-compatibility/2006" xmlns:aink="http://schemas.microsoft.com/office/drawing/2016/ink" xmlns:am3d="http://schemas.microsoft.com/office/drawing/2017/model3d" xmlns:o="urn:schemas-microsoft-com:office:office" xmlns:r="http://schemas.openxmlformats.org/officeDocument/2006/relationships" xmlns:m="http://schemas.openxmlformats.org/officeDocument/2006/math" xmlns:v="urn:schemas-microsoft-com:vml" xmlns:wp14="http://schemas.microsoft.com/office/word/2010/wordprocessingDrawing" xmlns:wp="http://schemas.openxmlformats.org/drawingml/2006/wordprocessingDrawing" xmlns:w10="urn:schemas-microsoft-com:office:word" xmlns:w="http://schemas.openxmlformats.org/wordprocessingml/2006/main" xmlns:w14="http://schemas.microsoft.com/office/word/2010/wordml" xmlns:w15="http://schemas.microsoft.com/office/word/2012/wordml" xmlns:w16cid="http://schemas.microsoft.com/office/word/2016/wordml/cid" xmlns:w16se="http://schemas.microsoft.com/office/word/2015/wordml/symex" xmlns:wpg="http://schemas.microsoft.com/office/word/2010/wordprocessingGroup" xmlns:wpi="http://schemas.microsoft.com/office/word/2010/wordprocessingInk" xmlns:wne="http://schemas.microsoft.com/office/word/2006/wordml" xmlns:wps="http://schemas.microsoft.com/office/word/2010/wordprocessingShape" mc:Ignorable="w14 w15 w16se w16cid wp14">
   <w:p/>
 </w:hdr>
 </file>
 
 <file path=word/numbering.xml><?xml version="1.0" encoding="utf-8"?>
-<w:numbering xmlns:wpc="http://schemas.microsoft.com/office/word/2010/wordprocessingCanvas" xmlns:cx="http://schemas.microsoft.com/office/drawing/2014/chartex" xmlns:cx1="http://schemas.microsoft.com/office/drawing/2015/9/8/chartex" xmlns:cx2="http://schemas.microsoft.com/office/drawing/2015/10/21/chartex" xmlns:cx3="http://schemas.microsoft.com/office/drawing/2016/5/9/chartex" xmlns:cx4="http://schemas.microsoft.com/office/drawing/2016/5/10/chartex" xmlns:cx5="http://schemas.microsoft.com/office/drawing/2016/5/11/chartex" xmlns:cx6="http://schemas.microsoft.com/office/drawing/2016/5/12/chartex" xmlns:cx7="http://schemas.microsoft.com/office/drawing/2016/5/13/chartex" xmlns:cx8="http://schemas.microsoft.com/office/drawing/2016/5/14/chartex" xmlns:mc="http://schemas.openxmlformats.org/markup-compatibility/2006" xmlns:aink="http://schemas.microsoft.com/office/drawing/2016/ink" xmlns:am3d="http://schemas.microsoft.com/office/drawing/2017/model3d" xmlns:o="urn:schemas-microsoft-com:office:office" xmlns:oel="http://schemas.microsoft.com/office/2019/extlst" xmlns:r="http://schemas.openxmlformats.org/officeDocument/2006/relationships" xmlns:m="http://schemas.openxmlformats.org/officeDocument/2006/math" xmlns:v="urn:schemas-microsoft-com:vml" xmlns:wp14="http://schemas.microsoft.com/office/word/2010/wordprocessingDrawing" xmlns:wp="http://schemas.openxmlformats.org/drawingml/2006/wordprocessingDrawing" xmlns:w10="urn:schemas-microsoft-com:office:word" xmlns:w="http://schemas.openxmlformats.org/wordprocessingml/2006/main" xmlns:w14="http://schemas.microsoft.com/office/word/2010/wordml" xmlns:w15="http://schemas.microsoft.com/office/word/2012/wordml" xmlns:w16cex="http://schemas.microsoft.com/office/word/2018/wordml/cex" xmlns:w16cid="http://schemas.microsoft.com/office/word/2016/wordml/cid" xmlns:w16="http://schemas.microsoft.com/office/word/2018/wordml" xmlns:w16du="http://schemas.microsoft.com/office/word/2023/wordml/word16du" xmlns:w16sdtdh="http://schemas.microsoft.com/office/word/2020/wordml/sdtdatahash" xmlns:w16sdtfl="http://schemas.microsoft.com/office/word/2024/wordml/sdtformatlock" xmlns:w16se="http://schemas.microsoft.com/office/word/2015/wordml/symex" xmlns:wpg="http://schemas.microsoft.com/office/word/2010/wordprocessingGroup" xmlns:wpi="http://schemas.microsoft.com/office/word/2010/wordprocessingInk" xmlns:wne="http://schemas.microsoft.com/office/word/2006/wordml" xmlns:wps="http://schemas.microsoft.com/office/word/2010/wordprocessingShape" mc:Ignorable="w14 w15 w16se w16cid w16 w16cex w16sdtdh w16sdtfl w16du wp14">
+<w:numbering xmlns:wpc="http://schemas.microsoft.com/office/word/2010/wordprocessingCanvas" xmlns:cx="http://schemas.microsoft.com/office/drawing/2014/chartex" xmlns:cx1="http://schemas.microsoft.com/office/drawing/2015/9/8/chartex" xmlns:cx2="http://schemas.microsoft.com/office/drawing/2015/10/21/chartex" xmlns:cx3="http://schemas.microsoft.com/office/drawing/2016/5/9/chartex" xmlns:cx4="http://schemas.microsoft.com/office/drawing/2016/5/10/chartex" xmlns:cx5="http://schemas.microsoft.com/office/drawing/2016/5/11/chartex" xmlns:cx6="http://schemas.microsoft.com/office/drawing/2016/5/12/chartex" xmlns:cx7="http://schemas.microsoft.com/office/drawing/2016/5/13/chartex" xmlns:cx8="http://schemas.microsoft.com/office/drawing/2016/5/14/chartex" xmlns:mc="http://schemas.openxmlformats.org/markup-compatibility/2006" xmlns:aink="http://schemas.microsoft.com/office/drawing/2016/ink" xmlns:am3d="http://schemas.microsoft.com/office/drawing/2017/model3d" xmlns:o="urn:schemas-microsoft-com:office:office" xmlns:r="http://schemas.openxmlformats.org/officeDocument/2006/relationships" xmlns:m="http://schemas.openxmlformats.org/officeDocument/2006/math" xmlns:v="urn:schemas-microsoft-com:vml" xmlns:wp14="http://schemas.microsoft.com/office/word/2010/wordprocessingDrawing" xmlns:wp="http://schemas.openxmlformats.org/drawingml/2006/wordprocessingDrawing" xmlns:w10="urn:schemas-microsoft-com:office:word" xmlns:w="http://schemas.openxmlformats.org/wordprocessingml/2006/main" xmlns:w14="http://schemas.microsoft.com/office/word/2010/wordml" xmlns:w15="http://schemas.microsoft.com/office/word/2012/wordml" xmlns:w16cid="http://schemas.microsoft.com/office/word/2016/wordml/cid" xmlns:w16se="http://schemas.microsoft.com/office/word/2015/wordml/symex" xmlns:wpg="http://schemas.microsoft.com/office/word/2010/wordprocessingGroup" xmlns:wpi="http://schemas.microsoft.com/office/word/2010/wordprocessingInk" xmlns:wne="http://schemas.microsoft.com/office/word/2006/wordml" xmlns:wps="http://schemas.microsoft.com/office/word/2010/wordprocessingShape" mc:Ignorable="w14 w15 w16se w16cid wp14">
   <w:abstractNum w:abstractNumId="0" w15:restartNumberingAfterBreak="0">
     <w:nsid w:val="045D123A"/>
     <w:multiLevelType w:val="multilevel"/>
@@ -1226,20 +1379,20 @@
       </w:rPr>
     </w:lvl>
   </w:abstractNum>
-  <w:num w:numId="1" w16cid:durableId="2080013566">
+  <w:num w:numId="1">
     <w:abstractNumId w:val="2"/>
   </w:num>
-  <w:num w:numId="2" w16cid:durableId="1741515637">
+  <w:num w:numId="2">
     <w:abstractNumId w:val="0"/>
   </w:num>
-  <w:num w:numId="3" w16cid:durableId="1730181079">
+  <w:num w:numId="3">
     <w:abstractNumId w:val="1"/>
   </w:num>
 </w:numbering>
 </file>
 
 <file path=word/styles.xml><?xml version="1.0" encoding="utf-8"?>
-<w:styles xmlns:mc="http://schemas.openxmlformats.org/markup-compatibility/2006" xmlns:r="http://schemas.openxmlformats.org/officeDocument/2006/relationships" xmlns:w="http://schemas.openxmlformats.org/wordprocessingml/2006/main" xmlns:w14="http://schemas.microsoft.com/office/word/2010/wordml" xmlns:w15="http://schemas.microsoft.com/office/word/2012/wordml" xmlns:w16cex="http://schemas.microsoft.com/office/word/2018/wordml/cex" xmlns:w16cid="http://schemas.microsoft.com/office/word/2016/wordml/cid" xmlns:w16="http://schemas.microsoft.com/office/word/2018/wordml" xmlns:w16du="http://schemas.microsoft.com/office/word/2023/wordml/word16du" xmlns:w16sdtdh="http://schemas.microsoft.com/office/word/2020/wordml/sdtdatahash" xmlns:w16sdtfl="http://schemas.microsoft.com/office/word/2024/wordml/sdtformatlock" xmlns:w16se="http://schemas.microsoft.com/office/word/2015/wordml/symex" mc:Ignorable="w14 w15 w16se w16cid w16 w16cex w16sdtdh w16sdtfl w16du">
+<w:styles xmlns:mc="http://schemas.openxmlformats.org/markup-compatibility/2006" xmlns:r="http://schemas.openxmlformats.org/officeDocument/2006/relationships" xmlns:w="http://schemas.openxmlformats.org/wordprocessingml/2006/main" xmlns:w14="http://schemas.microsoft.com/office/word/2010/wordml" xmlns:w15="http://schemas.microsoft.com/office/word/2012/wordml" xmlns:w16cid="http://schemas.microsoft.com/office/word/2016/wordml/cid" xmlns:w16se="http://schemas.microsoft.com/office/word/2015/wordml/symex" mc:Ignorable="w14 w15 w16se w16cid">
   <w:docDefaults>
     <w:rPrDefault>
       <w:rPr>
@@ -1255,7 +1408,7 @@
       </w:pPr>
     </w:pPrDefault>
   </w:docDefaults>
-  <w:latentStyles w:defLockedState="0" w:defUIPriority="99" w:defSemiHidden="0" w:defUnhideWhenUsed="0" w:defQFormat="0" w:count="376">
+  <w:latentStyles w:defLockedState="0" w:defUIPriority="99" w:defSemiHidden="0" w:defUnhideWhenUsed="0" w:defQFormat="0" w:count="375">
     <w:lsdException w:name="Normal" w:uiPriority="0" w:qFormat="1"/>
     <w:lsdException w:name="heading 1" w:uiPriority="9" w:qFormat="1"/>
     <w:lsdException w:name="heading 2" w:semiHidden="1" w:uiPriority="9" w:unhideWhenUsed="1" w:qFormat="1"/>
@@ -1631,7 +1784,6 @@
     <w:lsdException w:name="Smart Hyperlink" w:semiHidden="1" w:unhideWhenUsed="1"/>
     <w:lsdException w:name="Hashtag" w:semiHidden="1" w:unhideWhenUsed="1"/>
     <w:lsdException w:name="Unresolved Mention" w:semiHidden="1" w:unhideWhenUsed="1"/>
-    <w:lsdException w:name="Smart Link" w:semiHidden="1" w:unhideWhenUsed="1"/>
   </w:latentStyles>
   <w:style w:type="paragraph" w:default="1" w:styleId="Normal">
     <w:name w:val="Normal"/>
